--- a/applications/smaller_firms/Will_McGowan_Cover_Letters_Smaller_Firms_2027.docx
+++ b/applications/smaller_firms/Will_McGowan_Cover_Letters_Smaller_Firms_2027.docx
@@ -8042,7 +8042,7 @@
         <w:rPr>
           <w:b w:val="0"/>
         </w:rPr>
-        <w:t>Most of what I am proudest of comes down to good decisions made with incomplete information. My lifetime poker cash-game winnings of over £40,000 came from expected-value reasoning, disciplined bet sizing and a strict 50-buy-in bankroll rule, and I finished 14th at the Irish U19 Chess Championships in 2023. As Vice-President and then President of the Strathclyde Poker Society, I ran weekly tournaments for around 60 players on a £600-per-semester budget, reconciling every buy-in and prize pool.</w:t>
+        <w:t>Most of what I am proudest of comes down to good decisions made with incomplete information. My lifetime poker cash-game winnings of over £40,000 came from expected-value reasoning, disciplined bet sizing and a strict 50-buy-in bankroll rule. I also finished 14th at the Irish U19 Chess Championships in 2023 and won 21 of 22 games in a simultaneous exhibition against players with an average rating of 1860. As Vice-President and then President of the Strathclyde Poker Society, I ran weekly tournaments for around 60 players on a £600-per-semester budget, reconciling every buy-in and prize pool.</w:t>
       </w:r>
     </w:p>
     <w:p>
@@ -8264,7 +8264,7 @@
         <w:rPr>
           <w:b w:val="0"/>
         </w:rPr>
-        <w:t>Most of what I am proudest of comes down to good decisions made with incomplete information. My lifetime poker cash-game winnings of over £40,000 came from expected-value reasoning, disciplined bet sizing and a strict 50-buy-in bankroll rule, and I finished 14th at the Irish U19 Chess Championships in 2023. As Vice-President and then President of the Strathclyde Poker Society, I ran weekly tournaments for around 60 players on a £600-per-semester budget, reconciling every buy-in and prize pool.</w:t>
+        <w:t>Most of what I am proudest of comes down to good decisions made with incomplete information. My lifetime poker cash-game winnings of over £40,000 came from expected-value reasoning, disciplined bet sizing and a strict 50-buy-in bankroll rule. I also finished 14th at the Irish U19 Chess Championships in 2023 and won 21 of 22 games in a simultaneous exhibition against players with an average rating of 1860. As Vice-President and then President of the Strathclyde Poker Society, I ran weekly tournaments for around 60 players on a £600-per-semester budget, reconciling every buy-in and prize pool.</w:t>
       </w:r>
     </w:p>
     <w:p>
@@ -8486,7 +8486,7 @@
         <w:rPr>
           <w:b w:val="0"/>
         </w:rPr>
-        <w:t>Most of what I am proudest of comes down to good decisions made with incomplete information. My lifetime poker cash-game winnings of over £40,000 came from expected-value reasoning, disciplined bet sizing and a strict 50-buy-in bankroll rule, and I finished 14th at the Irish U19 Chess Championships in 2023. As Vice-President and then President of the Strathclyde Poker Society, I ran weekly tournaments for around 60 players on a £600-per-semester budget, reconciling every buy-in and prize pool.</w:t>
+        <w:t>Most of what I am proudest of comes down to good decisions made with incomplete information. My lifetime poker cash-game winnings of over £40,000 came from expected-value reasoning, disciplined bet sizing and a strict 50-buy-in bankroll rule. I also finished 14th at the Irish U19 Chess Championships in 2023 and won 21 of 22 games in a simultaneous exhibition against players with an average rating of 1860. As Vice-President and then President of the Strathclyde Poker Society, I ran weekly tournaments for around 60 players on a £600-per-semester budget, reconciling every buy-in and prize pool.</w:t>
       </w:r>
     </w:p>
     <w:p>
@@ -8708,7 +8708,7 @@
         <w:rPr>
           <w:b w:val="0"/>
         </w:rPr>
-        <w:t>Most of what I am proudest of comes down to good decisions made with incomplete information. My lifetime poker cash-game winnings of over £40,000 came from expected-value reasoning, disciplined bet sizing and a strict 50-buy-in bankroll rule, and I finished 14th at the Irish U19 Chess Championships in 2023. As Vice-President and then President of the Strathclyde Poker Society, I ran weekly tournaments for around 60 players on a £600-per-semester budget, reconciling every buy-in and prize pool.</w:t>
+        <w:t>Most of what I am proudest of comes down to good decisions made with incomplete information. My lifetime poker cash-game winnings of over £40,000 came from expected-value reasoning, disciplined bet sizing and a strict 50-buy-in bankroll rule. I also finished 14th at the Irish U19 Chess Championships in 2023 and won 21 of 22 games in a simultaneous exhibition against players with an average rating of 1860. As Vice-President and then President of the Strathclyde Poker Society, I ran weekly tournaments for around 60 players on a £600-per-semester budget, reconciling every buy-in and prize pool.</w:t>
       </w:r>
     </w:p>
     <w:p>
@@ -8930,7 +8930,7 @@
         <w:rPr>
           <w:b w:val="0"/>
         </w:rPr>
-        <w:t>Most of what I am proudest of comes down to good decisions made with incomplete information. My lifetime poker cash-game winnings of over £40,000 came from expected-value reasoning, disciplined bet sizing and a strict 50-buy-in bankroll rule, and I finished 14th at the Irish U19 Chess Championships in 2023. As Vice-President and then President of the Strathclyde Poker Society, I ran weekly tournaments for around 60 players on a £600-per-semester budget, reconciling every buy-in and prize pool.</w:t>
+        <w:t>Most of what I am proudest of comes down to good decisions made with incomplete information. My lifetime poker cash-game winnings of over £40,000 came from expected-value reasoning, disciplined bet sizing and a strict 50-buy-in bankroll rule. I also finished 14th at the Irish U19 Chess Championships in 2023 and won 21 of 22 games in a simultaneous exhibition against players with an average rating of 1860. As Vice-President and then President of the Strathclyde Poker Society, I ran weekly tournaments for around 60 players on a £600-per-semester budget, reconciling every buy-in and prize pool.</w:t>
       </w:r>
     </w:p>
     <w:p>

--- a/applications/smaller_firms/Will_McGowan_Cover_Letters_Smaller_Firms_2027.docx
+++ b/applications/smaller_firms/Will_McGowan_Cover_Letters_Smaller_Firms_2027.docx
@@ -8042,7 +8042,7 @@
         <w:rPr>
           <w:b w:val="0"/>
         </w:rPr>
-        <w:t>Most of what I am proudest of comes down to good decisions made with incomplete information. My lifetime poker cash-game winnings of over £40,000 came from expected-value reasoning, disciplined bet sizing and a strict 50-buy-in bankroll rule. I also finished 14th at the Irish U19 Chess Championships in 2023 and won 21 of 22 games in a simultaneous exhibition against players with an average rating of 1860. As Vice-President and then President of the Strathclyde Poker Society, I ran weekly tournaments for around 60 players on a £600-per-semester budget, reconciling every buy-in and prize pool.</w:t>
+        <w:t>Most of what I am proudest of comes down to good decisions made with incomplete information. My lifetime poker cash-game winnings of over £40,000 came from expected-value reasoning, disciplined bet sizing and a strict 50-buy-in bankroll rule. I also finished 14th at the Irish U19 Chess Championships in 2023 and won 21 of 22 games in a simultaneous exhibition against players with an average FIDE rating of 1860. As Vice-President and then President of the Strathclyde Poker Society, I ran weekly tournaments for around 60 players on a £600-per-semester budget, reconciling every buy-in and prize pool.</w:t>
       </w:r>
     </w:p>
     <w:p>
@@ -8264,7 +8264,7 @@
         <w:rPr>
           <w:b w:val="0"/>
         </w:rPr>
-        <w:t>Most of what I am proudest of comes down to good decisions made with incomplete information. My lifetime poker cash-game winnings of over £40,000 came from expected-value reasoning, disciplined bet sizing and a strict 50-buy-in bankroll rule. I also finished 14th at the Irish U19 Chess Championships in 2023 and won 21 of 22 games in a simultaneous exhibition against players with an average rating of 1860. As Vice-President and then President of the Strathclyde Poker Society, I ran weekly tournaments for around 60 players on a £600-per-semester budget, reconciling every buy-in and prize pool.</w:t>
+        <w:t>Most of what I am proudest of comes down to good decisions made with incomplete information. My lifetime poker cash-game winnings of over £40,000 came from expected-value reasoning, disciplined bet sizing and a strict 50-buy-in bankroll rule. I also finished 14th at the Irish U19 Chess Championships in 2023 and won 21 of 22 games in a simultaneous exhibition against players with an average FIDE rating of 1860. As Vice-President and then President of the Strathclyde Poker Society, I ran weekly tournaments for around 60 players on a £600-per-semester budget, reconciling every buy-in and prize pool.</w:t>
       </w:r>
     </w:p>
     <w:p>
@@ -8486,7 +8486,7 @@
         <w:rPr>
           <w:b w:val="0"/>
         </w:rPr>
-        <w:t>Most of what I am proudest of comes down to good decisions made with incomplete information. My lifetime poker cash-game winnings of over £40,000 came from expected-value reasoning, disciplined bet sizing and a strict 50-buy-in bankroll rule. I also finished 14th at the Irish U19 Chess Championships in 2023 and won 21 of 22 games in a simultaneous exhibition against players with an average rating of 1860. As Vice-President and then President of the Strathclyde Poker Society, I ran weekly tournaments for around 60 players on a £600-per-semester budget, reconciling every buy-in and prize pool.</w:t>
+        <w:t>Most of what I am proudest of comes down to good decisions made with incomplete information. My lifetime poker cash-game winnings of over £40,000 came from expected-value reasoning, disciplined bet sizing and a strict 50-buy-in bankroll rule. I also finished 14th at the Irish U19 Chess Championships in 2023 and won 21 of 22 games in a simultaneous exhibition against players with an average FIDE rating of 1860. As Vice-President and then President of the Strathclyde Poker Society, I ran weekly tournaments for around 60 players on a £600-per-semester budget, reconciling every buy-in and prize pool.</w:t>
       </w:r>
     </w:p>
     <w:p>
@@ -8708,7 +8708,7 @@
         <w:rPr>
           <w:b w:val="0"/>
         </w:rPr>
-        <w:t>Most of what I am proudest of comes down to good decisions made with incomplete information. My lifetime poker cash-game winnings of over £40,000 came from expected-value reasoning, disciplined bet sizing and a strict 50-buy-in bankroll rule. I also finished 14th at the Irish U19 Chess Championships in 2023 and won 21 of 22 games in a simultaneous exhibition against players with an average rating of 1860. As Vice-President and then President of the Strathclyde Poker Society, I ran weekly tournaments for around 60 players on a £600-per-semester budget, reconciling every buy-in and prize pool.</w:t>
+        <w:t>Most of what I am proudest of comes down to good decisions made with incomplete information. My lifetime poker cash-game winnings of over £40,000 came from expected-value reasoning, disciplined bet sizing and a strict 50-buy-in bankroll rule. I also finished 14th at the Irish U19 Chess Championships in 2023 and won 21 of 22 games in a simultaneous exhibition against players with an average FIDE rating of 1860. As Vice-President and then President of the Strathclyde Poker Society, I ran weekly tournaments for around 60 players on a £600-per-semester budget, reconciling every buy-in and prize pool.</w:t>
       </w:r>
     </w:p>
     <w:p>
@@ -8930,7 +8930,7 @@
         <w:rPr>
           <w:b w:val="0"/>
         </w:rPr>
-        <w:t>Most of what I am proudest of comes down to good decisions made with incomplete information. My lifetime poker cash-game winnings of over £40,000 came from expected-value reasoning, disciplined bet sizing and a strict 50-buy-in bankroll rule. I also finished 14th at the Irish U19 Chess Championships in 2023 and won 21 of 22 games in a simultaneous exhibition against players with an average rating of 1860. As Vice-President and then President of the Strathclyde Poker Society, I ran weekly tournaments for around 60 players on a £600-per-semester budget, reconciling every buy-in and prize pool.</w:t>
+        <w:t>Most of what I am proudest of comes down to good decisions made with incomplete information. My lifetime poker cash-game winnings of over £40,000 came from expected-value reasoning, disciplined bet sizing and a strict 50-buy-in bankroll rule. I also finished 14th at the Irish U19 Chess Championships in 2023 and won 21 of 22 games in a simultaneous exhibition against players with an average FIDE rating of 1860. As Vice-President and then President of the Strathclyde Poker Society, I ran weekly tournaments for around 60 players on a £600-per-semester budget, reconciling every buy-in and prize pool.</w:t>
       </w:r>
     </w:p>
     <w:p>

--- a/applications/smaller_firms/Will_McGowan_Cover_Letters_Smaller_Firms_2027.docx
+++ b/applications/smaller_firms/Will_McGowan_Cover_Letters_Smaller_Firms_2027.docx
@@ -6910,7 +6910,7 @@
         <w:rPr>
           <w:b w:val="0"/>
         </w:rPr>
-        <w:t>My work keeps returning to one question: does an apparent edge survive a proper test? I tested CAPM on 704 anomaly portfolios across 56 countries and rejected zero alpha jointly in 48 of 52, with momentum the most persistent anomaly. My dissertation, supervised by Dr Luigi Gifuni, forecasts European gas volatility with mixed-frequency (MIDAS) models built on storage, market and news-based data, evaluates them out-of-sample against HAR and AR benchmarks, and asks whether better forecasts improve a volatility-targeted TTF futures strategy. As co-founder of the Strathclyde Agricapital Society, I also built a wheat calendar-spread strategy whose weekly backtest returned a Sharpe ratio of 0.76 before costs and 0.28 after, which taught me how quickly turnover erodes an edge.</w:t>
+        <w:t>My work keeps returning to one question: does an apparent edge survive a proper test? I tested CAPM on 694 anomaly portfolios across 54 countries and rejected zero alpha jointly in 48 of 53, with momentum the most persistent anomaly. My dissertation, supervised by Dr Luigi Gifuni, forecasts European gas volatility with mixed-frequency (MIDAS) models built on storage, market and news-based data, evaluates them out-of-sample against HAR and AR benchmarks, and asks whether better forecasts improve a volatility-targeted TTF futures strategy. As co-founder of the Strathclyde Agricapital Society, I also built a wheat calendar-spread strategy whose weekly backtest returned a Sharpe ratio of 0.76 before costs and 0.28 after, which taught me how quickly turnover erodes an edge.</w:t>
       </w:r>
     </w:p>
     <w:p>
@@ -7132,7 +7132,7 @@
         <w:rPr>
           <w:b w:val="0"/>
         </w:rPr>
-        <w:t>My academic work centres on a question asset managers answer every day: what is a return worth once its risk is understood? I tested CAPM on 704 anomaly portfolios across 56 countries and found it fails jointly in 48 of 52, with momentum and value earning the most persistent alphas. My dissertation, supervised by Dr Luigi Gifuni, forecasts European gas volatility with mixed-frequency (MIDAS) models built on storage, market and news-based data, and tests whether better risk forecasts improve a volatility-targeted futures strategy, a question that matters to any portfolio with commodity exposure.</w:t>
+        <w:t>My academic work centres on a question asset managers answer every day: what is a return worth once its risk is understood? I tested CAPM on 694 anomaly portfolios across 54 countries and found it fails jointly in 48 of 53, with momentum and value earning the most persistent alphas. My dissertation, supervised by Dr Luigi Gifuni, forecasts European gas volatility with mixed-frequency (MIDAS) models built on storage, market and news-based data, and tests whether better risk forecasts improve a volatility-targeted futures strategy, a question that matters to any portfolio with commodity exposure.</w:t>
       </w:r>
     </w:p>
     <w:p>
@@ -7365,7 +7365,7 @@
         <w:rPr>
           <w:b w:val="0"/>
         </w:rPr>
-        <w:t>My academic work centres on a question asset managers answer every day: what is a return worth once its risk is understood? I tested CAPM on 704 anomaly portfolios across 56 countries and found it fails jointly in 48 of 52, with momentum and value earning the most persistent alphas. My dissertation, supervised by Dr Luigi Gifuni, forecasts European gas volatility with mixed-frequency (MIDAS) models built on storage, market and news-based data, and tests whether better risk forecasts improve a volatility-targeted futures strategy, a question that matters to any portfolio with commodity exposure.</w:t>
+        <w:t>My academic work centres on a question asset managers answer every day: what is a return worth once its risk is understood? I tested CAPM on 694 anomaly portfolios across 54 countries and found it fails jointly in 48 of 53, with momentum and value earning the most persistent alphas. My dissertation, supervised by Dr Luigi Gifuni, forecasts European gas volatility with mixed-frequency (MIDAS) models built on storage, market and news-based data, and tests whether better risk forecasts improve a volatility-targeted futures strategy, a question that matters to any portfolio with commodity exposure.</w:t>
       </w:r>
     </w:p>
     <w:p>
@@ -7598,7 +7598,7 @@
         <w:rPr>
           <w:b w:val="0"/>
         </w:rPr>
-        <w:t>My work keeps returning to one question: does an apparent edge survive a proper test? I tested CAPM on 704 anomaly portfolios across 56 countries and rejected zero alpha jointly in 48 of 52, with momentum the most persistent anomaly. My dissertation, supervised by Dr Luigi Gifuni, forecasts European gas volatility with mixed-frequency (MIDAS) models built on storage, market and news-based data, evaluates them out-of-sample against HAR and AR benchmarks, and asks whether better forecasts improve a volatility-targeted TTF futures strategy. As co-founder of the Strathclyde Agricapital Society, I also built a wheat calendar-spread strategy whose weekly backtest returned a Sharpe ratio of 0.76 before costs and 0.28 after, which taught me how quickly turnover erodes an edge.</w:t>
+        <w:t>My work keeps returning to one question: does an apparent edge survive a proper test? I tested CAPM on 694 anomaly portfolios across 54 countries and rejected zero alpha jointly in 48 of 53, with momentum the most persistent anomaly. My dissertation, supervised by Dr Luigi Gifuni, forecasts European gas volatility with mixed-frequency (MIDAS) models built on storage, market and news-based data, evaluates them out-of-sample against HAR and AR benchmarks, and asks whether better forecasts improve a volatility-targeted TTF futures strategy. As co-founder of the Strathclyde Agricapital Society, I also built a wheat calendar-spread strategy whose weekly backtest returned a Sharpe ratio of 0.76 before costs and 0.28 after, which taught me how quickly turnover erodes an edge.</w:t>
       </w:r>
     </w:p>
     <w:p>
@@ -7820,7 +7820,7 @@
         <w:rPr>
           <w:b w:val="0"/>
         </w:rPr>
-        <w:t>My work keeps returning to one question: does an apparent edge survive a proper test? I tested CAPM on 704 anomaly portfolios across 56 countries and rejected zero alpha jointly in 48 of 52, with momentum the most persistent anomaly. My dissertation, supervised by Dr Luigi Gifuni, forecasts European gas volatility with mixed-frequency (MIDAS) models built on storage, market and news-based data, evaluates them out-of-sample against HAR and AR benchmarks, and asks whether better forecasts improve a volatility-targeted TTF futures strategy. As co-founder of the Strathclyde Agricapital Society, I also built a wheat calendar-spread strategy whose weekly backtest returned a Sharpe ratio of 0.76 before costs and 0.28 after, which taught me how quickly turnover erodes an edge.</w:t>
+        <w:t>My work keeps returning to one question: does an apparent edge survive a proper test? I tested CAPM on 694 anomaly portfolios across 54 countries and rejected zero alpha jointly in 48 of 53, with momentum the most persistent anomaly. My dissertation, supervised by Dr Luigi Gifuni, forecasts European gas volatility with mixed-frequency (MIDAS) models built on storage, market and news-based data, evaluates them out-of-sample against HAR and AR benchmarks, and asks whether better forecasts improve a volatility-targeted TTF futures strategy. As co-founder of the Strathclyde Agricapital Society, I also built a wheat calendar-spread strategy whose weekly backtest returned a Sharpe ratio of 0.76 before costs and 0.28 after, which taught me how quickly turnover erodes an edge.</w:t>
       </w:r>
     </w:p>
     <w:p>
@@ -8053,7 +8053,7 @@
         <w:rPr>
           <w:b w:val="0"/>
         </w:rPr>
-        <w:t>I pair that instinct with quantitative work I can defend line by line. I built a Monte Carlo option pricer in which a geometric-Asian control variate cut the standard error of arithmetic-Asian estimates by 97.24% at 100,000 paths, and my dissertation forecasts European gas volatility with mixed-frequency (MIDAS) models, testing whether better forecasts improve a volatility-targeted TTF futures strategy. Proprietary trading appeals to me because the feedback is immediate and impartial: every decision is priced, and improving means learning faster than the market. Nearly two years of busy bar shifts alongside full-time study, and now running the drinks programme as Head Mixologist at a new 200-cover Glasgow venue, have taught me to stay accurate when speed matters.</w:t>
+        <w:t>I pair that instinct with quantitative work I can defend line by line. I built a Monte Carlo option pricer in which a geometric-Asian control variate cut the standard error of arithmetic-Asian estimates by 97% at 100,000 paths, and my dissertation forecasts European gas volatility with mixed-frequency (MIDAS) models, testing whether better forecasts improve a volatility-targeted TTF futures strategy. Proprietary trading appeals to me because the feedback is immediate and impartial: every decision is priced, and improving means learning faster than the market. Nearly two years of busy bar shifts alongside full-time study, and now running the drinks programme as Head Mixologist at a new 200-cover Glasgow venue, have taught me to stay accurate when speed matters.</w:t>
       </w:r>
     </w:p>
     <w:p>
@@ -8275,7 +8275,7 @@
         <w:rPr>
           <w:b w:val="0"/>
         </w:rPr>
-        <w:t>I pair that instinct with quantitative work I can defend line by line. I built a Monte Carlo option pricer in which a geometric-Asian control variate cut the standard error of arithmetic-Asian estimates by 97.24% at 100,000 paths, and my dissertation forecasts European gas volatility with mixed-frequency (MIDAS) models, testing whether better forecasts improve a volatility-targeted TTF futures strategy. Proprietary trading appeals to me because the feedback is immediate and impartial: every decision is priced, and improving means learning faster than the market. Nearly two years of busy bar shifts alongside full-time study, and now running the drinks programme as Head Mixologist at a new 200-cover Glasgow venue, have taught me to stay accurate when speed matters.</w:t>
+        <w:t>I pair that instinct with quantitative work I can defend line by line. I built a Monte Carlo option pricer in which a geometric-Asian control variate cut the standard error of arithmetic-Asian estimates by 97% at 100,000 paths, and my dissertation forecasts European gas volatility with mixed-frequency (MIDAS) models, testing whether better forecasts improve a volatility-targeted TTF futures strategy. Proprietary trading appeals to me because the feedback is immediate and impartial: every decision is priced, and improving means learning faster than the market. Nearly two years of busy bar shifts alongside full-time study, and now running the drinks programme as Head Mixologist at a new 200-cover Glasgow venue, have taught me to stay accurate when speed matters.</w:t>
       </w:r>
     </w:p>
     <w:p>
@@ -8497,7 +8497,7 @@
         <w:rPr>
           <w:b w:val="0"/>
         </w:rPr>
-        <w:t>I pair that instinct with quantitative work I can defend line by line. I built a Monte Carlo option pricer in which a geometric-Asian control variate cut the standard error of arithmetic-Asian estimates by 97.24% at 100,000 paths, and my dissertation forecasts European gas volatility with mixed-frequency (MIDAS) models, testing whether better forecasts improve a volatility-targeted TTF futures strategy. Proprietary trading appeals to me because the feedback is immediate and impartial: every decision is priced, and improving means learning faster than the market. Nearly two years of busy bar shifts alongside full-time study, and now running the drinks programme as Head Mixologist at a new 200-cover Glasgow venue, have taught me to stay accurate when speed matters.</w:t>
+        <w:t>I pair that instinct with quantitative work I can defend line by line. I built a Monte Carlo option pricer in which a geometric-Asian control variate cut the standard error of arithmetic-Asian estimates by 97% at 100,000 paths, and my dissertation forecasts European gas volatility with mixed-frequency (MIDAS) models, testing whether better forecasts improve a volatility-targeted TTF futures strategy. Proprietary trading appeals to me because the feedback is immediate and impartial: every decision is priced, and improving means learning faster than the market. Nearly two years of busy bar shifts alongside full-time study, and now running the drinks programme as Head Mixologist at a new 200-cover Glasgow venue, have taught me to stay accurate when speed matters.</w:t>
       </w:r>
     </w:p>
     <w:p>
@@ -8719,7 +8719,7 @@
         <w:rPr>
           <w:b w:val="0"/>
         </w:rPr>
-        <w:t>I pair that instinct with quantitative work I can defend line by line. I built a Monte Carlo option pricer in which a geometric-Asian control variate cut the standard error of arithmetic-Asian estimates by 97.24% at 100,000 paths, and my dissertation forecasts European gas volatility with mixed-frequency (MIDAS) models, testing whether better forecasts improve a volatility-targeted TTF futures strategy. Proprietary trading appeals to me because the feedback is immediate and impartial: every decision is priced, and improving means learning faster than the market. Nearly two years of busy bar shifts alongside full-time study, and now running the drinks programme as Head Mixologist at a new 200-cover Glasgow venue, have taught me to stay accurate when speed matters.</w:t>
+        <w:t>I pair that instinct with quantitative work I can defend line by line. I built a Monte Carlo option pricer in which a geometric-Asian control variate cut the standard error of arithmetic-Asian estimates by 97% at 100,000 paths, and my dissertation forecasts European gas volatility with mixed-frequency (MIDAS) models, testing whether better forecasts improve a volatility-targeted TTF futures strategy. Proprietary trading appeals to me because the feedback is immediate and impartial: every decision is priced, and improving means learning faster than the market. Nearly two years of busy bar shifts alongside full-time study, and now running the drinks programme as Head Mixologist at a new 200-cover Glasgow venue, have taught me to stay accurate when speed matters.</w:t>
       </w:r>
     </w:p>
     <w:p>
@@ -8941,7 +8941,7 @@
         <w:rPr>
           <w:b w:val="0"/>
         </w:rPr>
-        <w:t>I pair that instinct with quantitative work I can defend line by line. I built a Monte Carlo option pricer in which a geometric-Asian control variate cut the standard error of arithmetic-Asian estimates by 97.24% at 100,000 paths, and my dissertation forecasts European gas volatility with mixed-frequency (MIDAS) models, testing whether better forecasts improve a volatility-targeted TTF futures strategy. Proprietary trading appeals to me because the feedback is immediate and impartial: every decision is priced, and improving means learning faster than the market. Nearly two years of busy bar shifts alongside full-time study, and now running the drinks programme as Head Mixologist at a new 200-cover Glasgow venue, have taught me to stay accurate when speed matters.</w:t>
+        <w:t>I pair that instinct with quantitative work I can defend line by line. I built a Monte Carlo option pricer in which a geometric-Asian control variate cut the standard error of arithmetic-Asian estimates by 97% at 100,000 paths, and my dissertation forecasts European gas volatility with mixed-frequency (MIDAS) models, testing whether better forecasts improve a volatility-targeted TTF futures strategy. Proprietary trading appeals to me because the feedback is immediate and impartial: every decision is priced, and improving means learning faster than the market. Nearly two years of busy bar shifts alongside full-time study, and now running the drinks programme as Head Mixologist at a new 200-cover Glasgow venue, have taught me to stay accurate when speed matters.</w:t>
       </w:r>
     </w:p>
     <w:p>
@@ -9163,7 +9163,7 @@
         <w:rPr>
           <w:b w:val="0"/>
         </w:rPr>
-        <w:t>I pair that with a rigorous grounding in how investments behave. I tested CAPM on 704 anomaly portfolios across 56 countries, and my dissertation forecasts European gas volatility with mixed-frequency (MIDAS) models, testing whether better risk forecasts improve a volatility-targeted strategy. Private banking appeals to me because it brings both sides together: rigorous investment thinking in service of a long-term relationship with a client and their family. As Head Mixologist at Le Set, a new 200-cover Glasgow venue, I also train around 15 staff to deliver a consistent standard every shift.</w:t>
+        <w:t>I pair that with a rigorous grounding in how investments behave. I tested CAPM on 694 anomaly portfolios across 54 countries, and my dissertation forecasts European gas volatility with mixed-frequency (MIDAS) models, testing whether better risk forecasts improve a volatility-targeted strategy. Private banking appeals to me because it brings both sides together: rigorous investment thinking in service of a long-term relationship with a client and their family. As Head Mixologist at Le Set, a new 200-cover Glasgow venue, I also train around 15 staff to deliver a consistent standard every shift.</w:t>
       </w:r>
     </w:p>
     <w:p>
@@ -9385,7 +9385,7 @@
         <w:rPr>
           <w:b w:val="0"/>
         </w:rPr>
-        <w:t>My academic work centres on a question asset managers answer every day: what is a return worth once its risk is understood? I tested CAPM on 704 anomaly portfolios across 56 countries and found it fails jointly in 48 of 52, with momentum and value earning the most persistent alphas. My dissertation, supervised by Dr Luigi Gifuni, forecasts European gas volatility with mixed-frequency (MIDAS) models built on storage, market and news-based data, and tests whether better risk forecasts improve a volatility-targeted futures strategy, a question that matters to any portfolio with commodity exposure.</w:t>
+        <w:t>My academic work centres on a question asset managers answer every day: what is a return worth once its risk is understood? I tested CAPM on 694 anomaly portfolios across 54 countries and found it fails jointly in 48 of 53, with momentum and value earning the most persistent alphas. My dissertation, supervised by Dr Luigi Gifuni, forecasts European gas volatility with mixed-frequency (MIDAS) models built on storage, market and news-based data, and tests whether better risk forecasts improve a volatility-targeted futures strategy, a question that matters to any portfolio with commodity exposure.</w:t>
       </w:r>
     </w:p>
     <w:p>
@@ -9618,7 +9618,7 @@
         <w:rPr>
           <w:b w:val="0"/>
         </w:rPr>
-        <w:t>My academic work centres on a question asset managers answer every day: what is a return worth once its risk is understood? I tested CAPM on 704 anomaly portfolios across 56 countries and found it fails jointly in 48 of 52, with momentum and value earning the most persistent alphas. My dissertation, supervised by Dr Luigi Gifuni, forecasts European gas volatility with mixed-frequency (MIDAS) models built on storage, market and news-based data, and tests whether better risk forecasts improve a volatility-targeted futures strategy, a question that matters to any portfolio with commodity exposure.</w:t>
+        <w:t>My academic work centres on a question asset managers answer every day: what is a return worth once its risk is understood? I tested CAPM on 694 anomaly portfolios across 54 countries and found it fails jointly in 48 of 53, with momentum and value earning the most persistent alphas. My dissertation, supervised by Dr Luigi Gifuni, forecasts European gas volatility with mixed-frequency (MIDAS) models built on storage, market and news-based data, and tests whether better risk forecasts improve a volatility-targeted futures strategy, a question that matters to any portfolio with commodity exposure.</w:t>
       </w:r>
     </w:p>
     <w:p>
@@ -9851,7 +9851,7 @@
         <w:rPr>
           <w:b w:val="0"/>
         </w:rPr>
-        <w:t>I pair that with a rigorous grounding in how investments behave. I tested CAPM on 704 anomaly portfolios across 56 countries, and my dissertation forecasts European gas volatility with mixed-frequency (MIDAS) models, testing whether better risk forecasts improve a volatility-targeted strategy. Private banking appeals to me because it brings both sides together: rigorous investment thinking in service of a long-term relationship with a client and their family. As Head Mixologist at Le Set, a new 200-cover Glasgow venue, I also train around 15 staff to deliver a consistent standard every shift.</w:t>
+        <w:t>I pair that with a rigorous grounding in how investments behave. I tested CAPM on 694 anomaly portfolios across 54 countries, and my dissertation forecasts European gas volatility with mixed-frequency (MIDAS) models, testing whether better risk forecasts improve a volatility-targeted strategy. Private banking appeals to me because it brings both sides together: rigorous investment thinking in service of a long-term relationship with a client and their family. As Head Mixologist at Le Set, a new 200-cover Glasgow venue, I also train around 15 staff to deliver a consistent standard every shift.</w:t>
       </w:r>
     </w:p>
     <w:p>
@@ -10073,7 +10073,7 @@
         <w:rPr>
           <w:b w:val="0"/>
         </w:rPr>
-        <w:t>My academic work centres on a question asset managers answer every day: what is a return worth once its risk is understood? I tested CAPM on 704 anomaly portfolios across 56 countries and found it fails jointly in 48 of 52, with momentum and value earning the most persistent alphas. My dissertation, supervised by Dr Luigi Gifuni, forecasts European gas volatility with mixed-frequency (MIDAS) models built on storage, market and news-based data, and tests whether better risk forecasts improve a volatility-targeted futures strategy, a question that matters to any portfolio with commodity exposure.</w:t>
+        <w:t>My academic work centres on a question asset managers answer every day: what is a return worth once its risk is understood? I tested CAPM on 694 anomaly portfolios across 54 countries and found it fails jointly in 48 of 53, with momentum and value earning the most persistent alphas. My dissertation, supervised by Dr Luigi Gifuni, forecasts European gas volatility with mixed-frequency (MIDAS) models built on storage, market and news-based data, and tests whether better risk forecasts improve a volatility-targeted futures strategy, a question that matters to any portfolio with commodity exposure.</w:t>
       </w:r>
     </w:p>
     <w:p>

--- a/applications/smaller_firms/Will_McGowan_Cover_Letters_Smaller_Firms_2027.docx
+++ b/applications/smaller_firms/Will_McGowan_Cover_Letters_Smaller_Firms_2027.docx
@@ -1955,7 +1955,7 @@
               <w:rPr>
                 <w:sz w:val="15"/>
               </w:rPr>
-              <w:t xml:space="preserve">Find the contact address on the firm's website and email the letter and CV. </w:t>
+              <w:t>No advert and no public careers page: post or hand-deliver the letter and CV to the registered office, or find a partner on LinkedIn and email them. https://find-and-update.company-information.service.gov.uk/company/SO303158</w:t>
             </w:r>
           </w:p>
         </w:tc>
@@ -4890,7 +4890,7 @@
         <w:rPr>
           <w:b w:val="0"/>
         </w:rPr>
-        <w:t>LGT Capital Partners stands out to me because its two-year analyst programme gives graduates real responsibility across secondaries, co-investments and direct investments within a firm managing more than $110 billion, starting with three weeks of tailored training. Valuing a secondary stake means judging hundreds of underlying companies at once, and my CAPM study of 704 portfolios has taught me to work systematically across large, messy datasets without losing sight of what drives each return.</w:t>
+        <w:t>LGT Capital Partners stands out to me because its two-year analyst programme gives graduates real responsibility across secondaries, co-investments and direct investments within a firm managing more than $110 billion, starting with three weeks of tailored training. Valuing a secondary stake means judging hundreds of underlying companies at once, and my CAPM study of 694 portfolios has taught me to work systematically across large, messy datasets without losing sight of what drives each return.</w:t>
       </w:r>
     </w:p>
     <w:p>
@@ -7777,7 +7777,18 @@
         <w:rPr>
           <w:b w:val="0"/>
         </w:rPr>
-        <w:t>Edinburgh</w:t>
+        <w:t>22 Charlotte Square</w:t>
+      </w:r>
+    </w:p>
+    <w:p>
+      <w:pPr>
+        <w:spacing w:after="0"/>
+      </w:pPr>
+      <w:r>
+        <w:rPr>
+          <w:b w:val="0"/>
+        </w:rPr>
+        <w:t>Edinburgh EH2 4DF</w:t>
       </w:r>
     </w:p>
     <w:p>
@@ -7842,7 +7853,7 @@
         <w:rPr>
           <w:b w:val="0"/>
         </w:rPr>
-        <w:t>Kiltearn stands out to me because it screens world equity markets on valuation and then does deep fundamental work on a focused set of holdings, an approach my own research supports: across 56 countries, value was among the most persistent anomalies once tested properly. I would be glad to be considered for any junior analyst opening and to bring my econometrics and my habit of writing research up clearly to a small Edinburgh team.</w:t>
+        <w:t>Kiltearn stands out to me because it screens world equity markets on valuation and then does deep fundamental work on a focused set of holdings, an approach my own research supports: across 54 countries, value was among the most persistent anomalies once tested properly. I would be glad to be considered for any junior analyst opening and to bring my econometrics and my habit of writing research up clearly to a small Edinburgh team.</w:t>
       </w:r>
     </w:p>
     <w:p>
@@ -8730,7 +8741,7 @@
         <w:rPr>
           <w:b w:val="0"/>
         </w:rPr>
-        <w:t>3Red stands out to me because its graduate traders work alongside senior traders and developers on trading, quantitative research and technology from the start, and because it values the competitive, risk-aware thinking that games reward. I write Python, R and MATLAB and review large data sets for my research, and I would like to bring that, together with my competitive record, to 3Red's desks in Amsterdam.</w:t>
+        <w:t>3Red stands out to me because its graduate traders work alongside senior traders and developers on trading, quantitative research and technology from the start, and because it values the competitive, risk-aware thinking that games reward. I write R and MATLAB and review large data sets for my research, and I would like to bring that, together with my competitive record, to 3Red's desks in Amsterdam.</w:t>
       </w:r>
     </w:p>
     <w:p>

--- a/applications/smaller_firms/Will_McGowan_Cover_Letters_Smaller_Firms_2027.docx
+++ b/applications/smaller_firms/Will_McGowan_Cover_Letters_Smaller_Firms_2027.docx
@@ -3492,7 +3492,7 @@
         <w:rPr>
           <w:b w:val="0"/>
         </w:rPr>
-        <w:t>DC Advisory stands out to me because it pairs a mid-market focus, where analysts see deals from origination to completion, with real depth in infrastructure and energy; in June 2026 it advised OMERS Private Equity on the sale of Network Plus, which helps maintain and improve the UK's critical infrastructure, to Warburg Pincus. My dissertation on European gas markets has given me a working understanding of how energy and utility businesses earn and risk their returns, and a programme that recruits only eight to ten graduates a year would let me contribute to live deals early.</w:t>
+        <w:t>DC Advisory stands out to me because it pairs a mid-market focus, where analysts see deals from origination to completion, with real depth in infrastructure and energy; in June 2026 it advised OMERS Private Equity on the sale of Network Plus, which helps maintain and improve the UK's critical infrastructure, to Warburg Pincus. My dissertation on how oil-price risk is hedged is giving me a working understanding of how energy-price exposure shapes returns, and a programme that recruits only eight to ten graduates a year would let me contribute to live deals early.</w:t>
       </w:r>
     </w:p>
     <w:p>
@@ -4391,7 +4391,7 @@
         <w:rPr>
           <w:b w:val="0"/>
         </w:rPr>
-        <w:t>I am applying for the Corporate Finance &amp; Transaction Services Graduate Programme 2027 in Dublin. I am a final-year Economics student at the University of Strathclyde, graduating in summer 2027 with a predicted 2:1. KPMG Ireland's record as the leading corporate finance adviser to Ireland's renewable energy industry, and the energy-transition focus within its M&amp;A team, connects directly to my research on European gas markets.</w:t>
+        <w:t>I am applying for the Corporate Finance &amp; Transaction Services Graduate Programme 2027 in Dublin. I am a final-year Economics student at the University of Strathclyde, graduating in summer 2027 with a predicted 2:1. KPMG Ireland's record as the leading corporate finance adviser to Ireland's renewable energy industry, and the energy-transition focus within its M&amp;A team, connects directly to my research on energy markets.</w:t>
       </w:r>
     </w:p>
     <w:p>
@@ -4424,7 +4424,7 @@
         <w:rPr>
           <w:b w:val="0"/>
         </w:rPr>
-        <w:t>KPMG Ireland's Deal Advisory team stands out to me because it has been the leading corporate finance adviser to Irish renewable energy for two decades, and it now runs M&amp;A work with a dedicated energy-transition focus alongside debt advisory, valuations and infrastructure. My dissertation studies how gas storage, prices and news interact as Europe's energy system changes, and I would like to apply that understanding to the transactions that fund the transition while working towards a professional qualification.</w:t>
+        <w:t>KPMG Ireland's Deal Advisory team stands out to me because it has been the leading corporate finance adviser to Irish renewable energy for two decades, and it now runs M&amp;A work with a dedicated energy-transition focus alongside debt advisory, valuations and infrastructure. My dissertation studies how governments manage the oil-price risk in their economies, and I would like to apply that understanding to the transactions that fund the energy transition while working towards a professional qualification.</w:t>
       </w:r>
     </w:p>
     <w:p>
@@ -5112,7 +5112,7 @@
         <w:rPr>
           <w:b w:val="0"/>
         </w:rPr>
-        <w:t>Capital Dynamics stands out to me because its clean energy team invests directly in the assets the energy transition needs, from two UK solar projects of at least 121 MWp acquired in December 2025 with Contracts for Difference to a 170 MW, four-hour battery project in the Republic of Ireland. My dissertation models how storage levels and news move gas price volatility, and I would like to apply that thinking to the revenue risks of solar and storage assets at a firm of around 150 professionals where an analyst's work is visible.</w:t>
+        <w:t>Capital Dynamics stands out to me because its clean energy team invests directly in the assets the energy transition needs, from two UK solar projects of at least 121 MWp acquired in December 2025 with Contracts for Difference to a 170 MW, four-hour battery project in the Republic of Ireland. My dissertation studies how energy-price risk is hedged and who ends up bearing it, and I would like to apply that thinking to the revenue risks of solar and storage assets at a firm of around 150 professionals where an analyst's work is visible.</w:t>
       </w:r>
     </w:p>
     <w:p>
@@ -5756,7 +5756,7 @@
         <w:rPr>
           <w:b w:val="0"/>
         </w:rPr>
-        <w:t>I am applying for the Energy Markets Graduate Programme 2027 in Edinburgh or Perth, with a particular interest in trading and asset optimisation. I am a final-year Economics student at the University of Strathclyde, graduating in summer 2027 with a predicted 2:1. SSE Energy Markets trades SSE's generation in the wholesale markets, including the 150 MW Ferrybridge battery that entered full operation in March 2026, which is exactly where my research on energy price volatility becomes practical.</w:t>
+        <w:t>I am applying for the Energy Markets Graduate Programme 2027 in Edinburgh or Perth, with a particular interest in trading and asset optimisation. I am a final-year Economics student at the University of Strathclyde, graduating in summer 2027 with a predicted 2:1. SSE Energy Markets trades SSE's generation in the wholesale markets, including the 150 MW Ferrybridge battery that entered full operation in March 2026, which is where my research on how energy-price risk is hedged becomes practical.</w:t>
       </w:r>
     </w:p>
     <w:p>
@@ -5767,7 +5767,7 @@
         <w:rPr>
           <w:b w:val="0"/>
         </w:rPr>
-        <w:t>Much of my work centres on commodity markets. My dissertation, supervised by Dr Luigi Gifuni, forecasts European gas (TTF) volatility with mixed-frequency (MIDAS) models built on daily storage, market and news-based data, including a gas-market attention index I am constructing from Google Trends, and tests whether better forecasts improve a volatility-targeted futures strategy. As co-founder of the Strathclyde Agricapital Society, which I grew to 126 members, I built a wheat calendar-spread strategy in R from futures curve structure and CFTC Commitments of Traders positioning, and published weekly research notes for members.</w:t>
+        <w:t>Much of my work centres on commodity markets. My dissertation, supervised by Dr Luigi Gifuni, tests whether governments that hedge oil change how their currencies react to OPEC news: whether Norway's krone conversions, Russia's 2017–22 budget rule and Mexico's put hedge make the oil beta smaller, kinked or one-sided, and whether any beta that remains can be traded after costs. As co-founder of the Strathclyde Agricapital Society, which I grew to 126 members, I built a wheat calendar-spread strategy in R from futures curve structure and CFTC Commitments of Traders positioning, and published weekly research notes for members.</w:t>
       </w:r>
     </w:p>
     <w:p>
@@ -5789,7 +5789,7 @@
         <w:rPr>
           <w:b w:val="0"/>
         </w:rPr>
-        <w:t>SSE Energy Markets stands out to me because it optimises a portfolio that is changing fast, from the Ferrybridge battery to the 170 MW Platin power station in Ireland, where construction began in June 2026, and its graduate placements span trading and asset optimisation, market analysis and energy economics, and weather and forecasting. Forecasting gas volatility has taught me how quickly fundamentals reach prices, and I would like to see those signals turn into dispatch, hedging and trading decisions on a desk in Scotland.</w:t>
+        <w:t>SSE Energy Markets stands out to me because it optimises a portfolio that is changing fast, from the Ferrybridge battery to the 170 MW Platin power station in Ireland, where construction began in June 2026, and its graduate placements span trading and asset optimisation, market analysis and energy economics, and weather and forecasting. Measuring how quickly OPEC news reaches prices and currencies is teaching me how fast fundamentals move markets, and I would like to see those signals turn into dispatch, hedging and trading decisions on a desk in Scotland.</w:t>
       </w:r>
     </w:p>
     <w:p>
@@ -6000,7 +6000,7 @@
         <w:rPr>
           <w:b w:val="0"/>
         </w:rPr>
-        <w:t>Much of my work centres on commodity markets. My dissertation, supervised by Dr Luigi Gifuni, forecasts European gas (TTF) volatility with mixed-frequency (MIDAS) models built on daily storage, market and news-based data, including a gas-market attention index I am constructing from Google Trends, and tests whether better forecasts improve a volatility-targeted futures strategy. As co-founder of the Strathclyde Agricapital Society, which I grew to 126 members, I built a wheat calendar-spread strategy in R from futures curve structure and CFTC Commitments of Traders positioning, and published weekly research notes for members.</w:t>
+        <w:t>Much of my work centres on commodity markets. My dissertation, supervised by Dr Luigi Gifuni, tests whether governments that hedge oil change how their currencies react to OPEC news: whether Norway's krone conversions, Russia's 2017–22 budget rule and Mexico's put hedge make the oil beta smaller, kinked or one-sided, and whether any beta that remains can be traded after costs. As co-founder of the Strathclyde Agricapital Society, which I grew to 126 members, I built a wheat calendar-spread strategy in R from futures curve structure and CFTC Commitments of Traders positioning, and published weekly research notes for members.</w:t>
       </w:r>
     </w:p>
     <w:p>
@@ -6022,7 +6022,7 @@
         <w:rPr>
           <w:b w:val="0"/>
         </w:rPr>
-        <w:t>Statkraft stands out to me because, as Europe's largest renewable generator, its trading desks must manage weather, hydrology and prices at the same time, and its international trainee programme gives graduates rotations across that business. My dissertation asks whether storage and news data improve forecasts of gas volatility, and I would like to apply the same discipline to markets where water reservoirs play the role that gas storage plays in mine.</w:t>
+        <w:t>Statkraft stands out to me because, as Europe's largest renewable generator, its trading desks must manage weather, hydrology and prices at the same time, and its international trainee programme gives graduates rotations across that business. My dissertation tests whether Norway's rule-based krone conversions shield the krone from oil news, so I would value learning how a Norwegian state-owned generator decides which energy-price risks to hedge and which to carry.</w:t>
       </w:r>
     </w:p>
     <w:p>
@@ -6233,7 +6233,7 @@
         <w:rPr>
           <w:b w:val="0"/>
         </w:rPr>
-        <w:t>Much of my work centres on commodity markets. My dissertation, supervised by Dr Luigi Gifuni, forecasts European gas (TTF) volatility with mixed-frequency (MIDAS) models built on daily storage, market and news-based data, including a gas-market attention index I am constructing from Google Trends, and tests whether better forecasts improve a volatility-targeted futures strategy. As co-founder of the Strathclyde Agricapital Society, which I grew to 126 members, I built a wheat calendar-spread strategy in R from futures curve structure and CFTC Commitments of Traders positioning, and published weekly research notes for members.</w:t>
+        <w:t>Much of my work centres on commodity markets. My dissertation, supervised by Dr Luigi Gifuni, tests whether governments that hedge oil change how their currencies react to OPEC news: whether Norway's krone conversions, Russia's 2017–22 budget rule and Mexico's put hedge make the oil beta smaller, kinked or one-sided, and whether any beta that remains can be traded after costs. As co-founder of the Strathclyde Agricapital Society, which I grew to 126 members, I built a wheat calendar-spread strategy in R from futures curve structure and CFTC Commitments of Traders positioning, and published weekly research notes for members.</w:t>
       </w:r>
     </w:p>
     <w:p>
@@ -6255,7 +6255,7 @@
         <w:rPr>
           <w:b w:val="0"/>
         </w:rPr>
-        <w:t>Gunvor stands out to me because it is a physical trader whose graduate programme rotates through trading desks, risk, operations and analytics in Geneva, with possible rotations in Singapore, Houston, Tallinn or London. Physical gas trading depends on storage, shipping and timing in ways that paper markets alone do not capture, and my dissertation's focus on how storage and news drive TTF volatility gives me a starting point for learning the physical side of the business.</w:t>
+        <w:t>Gunvor stands out to me because it is a physical trader whose graduate programme rotates through trading desks, risk, operations and analytics in Geneva, with possible rotations in Singapore, Houston, Tallinn or London. Physical trading depends on storage, shipping and timing in ways that paper markets alone do not capture, and my dissertation's focus on how OPEC supply news moves markets gives me a starting point for learning the physical side of the business.</w:t>
       </w:r>
     </w:p>
     <w:p>
@@ -6466,7 +6466,7 @@
         <w:rPr>
           <w:b w:val="0"/>
         </w:rPr>
-        <w:t>Much of my work centres on commodity markets. My dissertation, supervised by Dr Luigi Gifuni, forecasts European gas (TTF) volatility with mixed-frequency (MIDAS) models built on daily storage, market and news-based data, including a gas-market attention index I am constructing from Google Trends, and tests whether better forecasts improve a volatility-targeted futures strategy. As co-founder of the Strathclyde Agricapital Society, which I grew to 126 members, I built a wheat calendar-spread strategy in R from futures curve structure and CFTC Commitments of Traders positioning, and published weekly research notes for members.</w:t>
+        <w:t>Much of my work centres on commodity markets. My dissertation, supervised by Dr Luigi Gifuni, tests whether governments that hedge oil change how their currencies react to OPEC news: whether Norway's krone conversions, Russia's 2017–22 budget rule and Mexico's put hedge make the oil beta smaller, kinked or one-sided, and whether any beta that remains can be traded after costs. As co-founder of the Strathclyde Agricapital Society, which I grew to 126 members, I built a wheat calendar-spread strategy in R from futures curve structure and CFTC Commitments of Traders positioning, and published weekly research notes for members.</w:t>
       </w:r>
     </w:p>
     <w:p>
@@ -6488,7 +6488,7 @@
         <w:rPr>
           <w:b w:val="0"/>
         </w:rPr>
-        <w:t>TP ICAP stands out to me because, as the world's largest inter-dealer broker, it sits at the centre of the energy markets I study, and its graduate programme gives trainees on-the-job learning across Energy and Commodities products before a permanent placement. Broking rewards fast, accurate judgement and trusted relationships, and I would bring a working knowledge of European gas fundamentals to desks where clients expect a broker to understand the market they are trading.</w:t>
+        <w:t>TP ICAP stands out to me because, as the world's largest inter-dealer broker, it sits at the centre of the energy markets I study, and its graduate programme gives trainees on-the-job learning across Energy and Commodities products before a permanent placement. Broking rewards fast, accurate judgement and trusted relationships, and I would bring a working knowledge of oil-market fundamentals, from OPEC decisions to the currencies they move, to desks where clients expect a broker to understand the market they are trading.</w:t>
       </w:r>
     </w:p>
     <w:p>
@@ -6688,7 +6688,7 @@
         <w:rPr>
           <w:b w:val="0"/>
         </w:rPr>
-        <w:t>Much of my work centres on commodity markets. My dissertation, supervised by Dr Luigi Gifuni, forecasts European gas (TTF) volatility with mixed-frequency (MIDAS) models built on daily storage, market and news-based data, including a gas-market attention index I am constructing from Google Trends, and tests whether better forecasts improve a volatility-targeted futures strategy. As co-founder of the Strathclyde Agricapital Society, which I grew to 126 members, I built a wheat calendar-spread strategy in R from futures curve structure and CFTC Commitments of Traders positioning, and published weekly research notes for members.</w:t>
+        <w:t>Much of my work centres on commodity markets. My dissertation, supervised by Dr Luigi Gifuni, tests whether governments that hedge oil change how their currencies react to OPEC news: whether Norway's krone conversions, Russia's 2017–22 budget rule and Mexico's put hedge make the oil beta smaller, kinked or one-sided, and whether any beta that remains can be traded after costs. As co-founder of the Strathclyde Agricapital Society, which I grew to 126 members, I built a wheat calendar-spread strategy in R from futures curve structure and CFTC Commitments of Traders positioning, and published weekly research notes for members.</w:t>
       </w:r>
     </w:p>
     <w:p>
@@ -6710,7 +6710,7 @@
         <w:rPr>
           <w:b w:val="0"/>
         </w:rPr>
-        <w:t>Engelhart stands out to me because its analytics internship places interns with London front-office teams where commodity markets, data and trading meet, across energy, agriculture, metals and freight. My work sits at that intersection, a gas volatility dissertation built on daily storage and market data and a wheat spread strategy in R, and a six-month placement starting in June 2027 would let me move straight from graduation into that work.</w:t>
+        <w:t>Engelhart stands out to me because its analytics internship places interns with London front-office teams where commodity markets, data and trading meet, across energy, agriculture, metals and freight. My work sits at that intersection, a dissertation built on OPEC announcement-day oil data and a wheat spread strategy in R, and a six-month placement starting in June 2027 would let me move straight from graduation into that work.</w:t>
       </w:r>
     </w:p>
     <w:p>
@@ -6910,7 +6910,7 @@
         <w:rPr>
           <w:b w:val="0"/>
         </w:rPr>
-        <w:t>My work keeps returning to one question: does an apparent edge survive a proper test? I tested CAPM on 694 anomaly portfolios across 54 countries and rejected zero alpha jointly in 48 of 53, with momentum the most persistent anomaly. My dissertation, supervised by Dr Luigi Gifuni, forecasts European gas volatility with mixed-frequency (MIDAS) models built on storage, market and news-based data, evaluates them out-of-sample against HAR and AR benchmarks, and asks whether better forecasts improve a volatility-targeted TTF futures strategy. As co-founder of the Strathclyde Agricapital Society, I also built a wheat calendar-spread strategy whose weekly backtest returned a Sharpe ratio of 0.76 before costs and 0.28 after, which taught me how quickly turnover erodes an edge.</w:t>
+        <w:t>My work keeps returning to one question: does an apparent edge survive a proper test? I tested CAPM on 694 anomaly portfolios across 54 countries and rejected zero alpha jointly in 48 of 53, with momentum the most persistent anomaly. My dissertation, supervised by Dr Luigi Gifuni, estimates petro-currencies' oil betas from OPEC announcement-day surprises, tests whether Norway's krone conversions, Russia's 2017–22 budget rule and Mexico's put hedge make them smaller, kinked or one-sided, and asks whether any beta that remains survives costs and a White reality check. As co-founder of the Strathclyde Agricapital Society, I also built a wheat calendar-spread strategy whose weekly backtest returned a Sharpe ratio of 0.76 before costs and 0.28 after, which taught me how quickly turnover erodes an edge.</w:t>
       </w:r>
     </w:p>
     <w:p>
@@ -6932,7 +6932,7 @@
         <w:rPr>
           <w:b w:val="0"/>
         </w:rPr>
-        <w:t>Squarepoint stands out to me because it is expanding its discretionary business alongside its systematic core, so junior traders learn portfolio monitoring, maintenance and hedging from senior traders while working beside quantitative researchers. My own work moves between the two, systematic tests of factor premia and a rules-based wheat spread on one side and judgement about gas market news on the other, and I would like to learn where a discretionary trader adds value that a model cannot.</w:t>
+        <w:t>Squarepoint stands out to me because it is expanding its discretionary business alongside its systematic core, so junior traders learn portfolio monitoring, maintenance and hedging from senior traders while working beside quantitative researchers. My own work moves between the two, systematic tests of factor premia and a rules-based wheat spread on one side and, in my dissertation, judgement about how government hedging rules shape the reaction to OPEC news on the other, and I would like to learn where a discretionary trader adds value that a model cannot.</w:t>
       </w:r>
     </w:p>
     <w:p>
@@ -7132,7 +7132,7 @@
         <w:rPr>
           <w:b w:val="0"/>
         </w:rPr>
-        <w:t>My academic work centres on a question asset managers answer every day: what is a return worth once its risk is understood? I tested CAPM on 694 anomaly portfolios across 54 countries and found it fails jointly in 48 of 53, with momentum and value earning the most persistent alphas. My dissertation, supervised by Dr Luigi Gifuni, forecasts European gas volatility with mixed-frequency (MIDAS) models built on storage, market and news-based data, and tests whether better risk forecasts improve a volatility-targeted futures strategy, a question that matters to any portfolio with commodity exposure.</w:t>
+        <w:t>My academic work centres on a question asset managers answer every day: what is a return worth once its risk is understood? I tested CAPM on 694 anomaly portfolios across 54 countries and found it fails jointly in 48 of 53, with momentum and value earning the most persistent alphas. My dissertation, supervised by Dr Luigi Gifuni, asks whether governments that hedge oil change how their currencies react to OPEC news, through Norway's krone conversions, Russia's 2017–22 budget rule and Mexico's put hedge, and whether any oil risk that remains is worth trading after costs, a question that matters to any portfolio with commodity or currency exposure.</w:t>
       </w:r>
     </w:p>
     <w:p>
@@ -7365,7 +7365,7 @@
         <w:rPr>
           <w:b w:val="0"/>
         </w:rPr>
-        <w:t>My academic work centres on a question asset managers answer every day: what is a return worth once its risk is understood? I tested CAPM on 694 anomaly portfolios across 54 countries and found it fails jointly in 48 of 53, with momentum and value earning the most persistent alphas. My dissertation, supervised by Dr Luigi Gifuni, forecasts European gas volatility with mixed-frequency (MIDAS) models built on storage, market and news-based data, and tests whether better risk forecasts improve a volatility-targeted futures strategy, a question that matters to any portfolio with commodity exposure.</w:t>
+        <w:t>My academic work centres on a question asset managers answer every day: what is a return worth once its risk is understood? I tested CAPM on 694 anomaly portfolios across 54 countries and found it fails jointly in 48 of 53, with momentum and value earning the most persistent alphas. My dissertation, supervised by Dr Luigi Gifuni, asks whether governments that hedge oil change how their currencies react to OPEC news, through Norway's krone conversions, Russia's 2017–22 budget rule and Mexico's put hedge, and whether any oil risk that remains is worth trading after costs, a question that matters to any portfolio with commodity or currency exposure.</w:t>
       </w:r>
     </w:p>
     <w:p>
@@ -7387,7 +7387,7 @@
         <w:rPr>
           <w:b w:val="0"/>
         </w:rPr>
-        <w:t>Ruffer stands out to me because it treats protecting capital as seriously as growing it: in the year to June 2026, Ruffer Investment Company's equity and gold positions more than paid for the cost of its protection, which spans credit and derivative strategies, the yen and selective duration. My dissertation is about forecasting volatility and asking whether better risk forecasts pay their way, and I would like to learn how Ruffer's research team decides when protection is worth its cost.</w:t>
+        <w:t>Ruffer stands out to me because it treats protecting capital as seriously as growing it: in the year to June 2026, Ruffer Investment Company's equity and gold positions more than paid for the cost of its protection, which spans credit and derivative strategies, the yen and selective duration. My dissertation is about protection too, asking whether governments' oil hedges, from Norway's krone conversions to Mexico's put options, change the risk their currencies carry, and I would like to learn how Ruffer's research team decides when protection is worth its cost.</w:t>
       </w:r>
     </w:p>
     <w:p>
@@ -7598,7 +7598,7 @@
         <w:rPr>
           <w:b w:val="0"/>
         </w:rPr>
-        <w:t>My work keeps returning to one question: does an apparent edge survive a proper test? I tested CAPM on 694 anomaly portfolios across 54 countries and rejected zero alpha jointly in 48 of 53, with momentum the most persistent anomaly. My dissertation, supervised by Dr Luigi Gifuni, forecasts European gas volatility with mixed-frequency (MIDAS) models built on storage, market and news-based data, evaluates them out-of-sample against HAR and AR benchmarks, and asks whether better forecasts improve a volatility-targeted TTF futures strategy. As co-founder of the Strathclyde Agricapital Society, I also built a wheat calendar-spread strategy whose weekly backtest returned a Sharpe ratio of 0.76 before costs and 0.28 after, which taught me how quickly turnover erodes an edge.</w:t>
+        <w:t>My work keeps returning to one question: does an apparent edge survive a proper test? I tested CAPM on 694 anomaly portfolios across 54 countries and rejected zero alpha jointly in 48 of 53, with momentum the most persistent anomaly. My dissertation, supervised by Dr Luigi Gifuni, estimates petro-currencies' oil betas from OPEC announcement-day surprises, tests whether Norway's krone conversions, Russia's 2017–22 budget rule and Mexico's put hedge make them smaller, kinked or one-sided, and asks whether any beta that remains survives costs and a White reality check. As co-founder of the Strathclyde Agricapital Society, I also built a wheat calendar-spread strategy whose weekly backtest returned a Sharpe ratio of 0.76 before costs and 0.28 after, which taught me how quickly turnover erodes an edge.</w:t>
       </w:r>
     </w:p>
     <w:p>
@@ -7831,7 +7831,7 @@
         <w:rPr>
           <w:b w:val="0"/>
         </w:rPr>
-        <w:t>My work keeps returning to one question: does an apparent edge survive a proper test? I tested CAPM on 694 anomaly portfolios across 54 countries and rejected zero alpha jointly in 48 of 53, with momentum the most persistent anomaly. My dissertation, supervised by Dr Luigi Gifuni, forecasts European gas volatility with mixed-frequency (MIDAS) models built on storage, market and news-based data, evaluates them out-of-sample against HAR and AR benchmarks, and asks whether better forecasts improve a volatility-targeted TTF futures strategy. As co-founder of the Strathclyde Agricapital Society, I also built a wheat calendar-spread strategy whose weekly backtest returned a Sharpe ratio of 0.76 before costs and 0.28 after, which taught me how quickly turnover erodes an edge.</w:t>
+        <w:t>My work keeps returning to one question: does an apparent edge survive a proper test? I tested CAPM on 694 anomaly portfolios across 54 countries and rejected zero alpha jointly in 48 of 53, with momentum the most persistent anomaly. My dissertation, supervised by Dr Luigi Gifuni, estimates petro-currencies' oil betas from OPEC announcement-day surprises, tests whether Norway's krone conversions, Russia's 2017–22 budget rule and Mexico's put hedge make them smaller, kinked or one-sided, and asks whether any beta that remains survives costs and a White reality check. As co-founder of the Strathclyde Agricapital Society, I also built a wheat calendar-spread strategy whose weekly backtest returned a Sharpe ratio of 0.76 before costs and 0.28 after, which taught me how quickly turnover erodes an edge.</w:t>
       </w:r>
     </w:p>
     <w:p>
@@ -8064,7 +8064,7 @@
         <w:rPr>
           <w:b w:val="0"/>
         </w:rPr>
-        <w:t>I pair that instinct with quantitative work I can defend line by line. I built a Monte Carlo option pricer in which a geometric-Asian control variate cut the standard error of arithmetic-Asian estimates by 97% at 100,000 paths, and my dissertation forecasts European gas volatility with mixed-frequency (MIDAS) models, testing whether better forecasts improve a volatility-targeted TTF futures strategy. Proprietary trading appeals to me because the feedback is immediate and impartial: every decision is priced, and improving means learning faster than the market. Nearly two years of busy bar shifts alongside full-time study, and now running the drinks programme as Head Mixologist at a new 200-cover Glasgow venue, have taught me to stay accurate when speed matters.</w:t>
+        <w:t>I pair that instinct with quantitative work I can defend line by line. I built a Monte Carlo option pricer in which a geometric-Asian control variate cut the standard error of arithmetic-Asian estimates by 97% at 100,000 paths, and my dissertation tests whether sovereign oil hedges make petro-currencies' oil betas smaller, kinked or one-sided on OPEC announcement days, with a pre-registered test of whether what remains is tradable. Proprietary trading appeals to me because the feedback is immediate and impartial: every decision is priced, and improving means learning faster than the market. Nearly two years of busy bar shifts alongside full-time study, and now running the drinks programme as Head Mixologist at a new 200-cover Glasgow venue, have taught me to stay accurate when speed matters.</w:t>
       </w:r>
     </w:p>
     <w:p>
@@ -8286,7 +8286,7 @@
         <w:rPr>
           <w:b w:val="0"/>
         </w:rPr>
-        <w:t>I pair that instinct with quantitative work I can defend line by line. I built a Monte Carlo option pricer in which a geometric-Asian control variate cut the standard error of arithmetic-Asian estimates by 97% at 100,000 paths, and my dissertation forecasts European gas volatility with mixed-frequency (MIDAS) models, testing whether better forecasts improve a volatility-targeted TTF futures strategy. Proprietary trading appeals to me because the feedback is immediate and impartial: every decision is priced, and improving means learning faster than the market. Nearly two years of busy bar shifts alongside full-time study, and now running the drinks programme as Head Mixologist at a new 200-cover Glasgow venue, have taught me to stay accurate when speed matters.</w:t>
+        <w:t>I pair that instinct with quantitative work I can defend line by line. I built a Monte Carlo option pricer in which a geometric-Asian control variate cut the standard error of arithmetic-Asian estimates by 97% at 100,000 paths, and my dissertation tests whether sovereign oil hedges make petro-currencies' oil betas smaller, kinked or one-sided on OPEC announcement days, with a pre-registered test of whether what remains is tradable. Proprietary trading appeals to me because the feedback is immediate and impartial: every decision is priced, and improving means learning faster than the market. Nearly two years of busy bar shifts alongside full-time study, and now running the drinks programme as Head Mixologist at a new 200-cover Glasgow venue, have taught me to stay accurate when speed matters.</w:t>
       </w:r>
     </w:p>
     <w:p>
@@ -8508,7 +8508,7 @@
         <w:rPr>
           <w:b w:val="0"/>
         </w:rPr>
-        <w:t>I pair that instinct with quantitative work I can defend line by line. I built a Monte Carlo option pricer in which a geometric-Asian control variate cut the standard error of arithmetic-Asian estimates by 97% at 100,000 paths, and my dissertation forecasts European gas volatility with mixed-frequency (MIDAS) models, testing whether better forecasts improve a volatility-targeted TTF futures strategy. Proprietary trading appeals to me because the feedback is immediate and impartial: every decision is priced, and improving means learning faster than the market. Nearly two years of busy bar shifts alongside full-time study, and now running the drinks programme as Head Mixologist at a new 200-cover Glasgow venue, have taught me to stay accurate when speed matters.</w:t>
+        <w:t>I pair that instinct with quantitative work I can defend line by line. I built a Monte Carlo option pricer in which a geometric-Asian control variate cut the standard error of arithmetic-Asian estimates by 97% at 100,000 paths, and my dissertation tests whether sovereign oil hedges make petro-currencies' oil betas smaller, kinked or one-sided on OPEC announcement days, with a pre-registered test of whether what remains is tradable. Proprietary trading appeals to me because the feedback is immediate and impartial: every decision is priced, and improving means learning faster than the market. Nearly two years of busy bar shifts alongside full-time study, and now running the drinks programme as Head Mixologist at a new 200-cover Glasgow venue, have taught me to stay accurate when speed matters.</w:t>
       </w:r>
     </w:p>
     <w:p>
@@ -8519,7 +8519,7 @@
         <w:rPr>
           <w:b w:val="0"/>
         </w:rPr>
-        <w:t>Da Vinci stands out to me because, as a firm founded in 2015, it is still small enough for graduate traders to own strategies, generate profit through position-taking and market making, and improve the firm's trading infrastructure. My dissertation forecasts volatility rather than price, and my option pricer gave me a first-hand feel for how volatility feeds into value; I would like to develop both into trading judgement on Da Vinci's desks.</w:t>
+        <w:t>Da Vinci stands out to me because, as a firm founded in 2015, it is still small enough for graduate traders to own strategies, generate profit through position-taking and market making, and improve the firm's trading infrastructure. My dissertation studies how hedges reshape a price reaction into something smaller, kinked or one-sided, much like an option payoff, and my option pricer gave me a first-hand feel for how volatility feeds into value; I would like to develop both into trading judgement on Da Vinci's desks.</w:t>
       </w:r>
     </w:p>
     <w:p>
@@ -8730,7 +8730,7 @@
         <w:rPr>
           <w:b w:val="0"/>
         </w:rPr>
-        <w:t>I pair that instinct with quantitative work I can defend line by line. I built a Monte Carlo option pricer in which a geometric-Asian control variate cut the standard error of arithmetic-Asian estimates by 97% at 100,000 paths, and my dissertation forecasts European gas volatility with mixed-frequency (MIDAS) models, testing whether better forecasts improve a volatility-targeted TTF futures strategy. Proprietary trading appeals to me because the feedback is immediate and impartial: every decision is priced, and improving means learning faster than the market. Nearly two years of busy bar shifts alongside full-time study, and now running the drinks programme as Head Mixologist at a new 200-cover Glasgow venue, have taught me to stay accurate when speed matters.</w:t>
+        <w:t>I pair that instinct with quantitative work I can defend line by line. I built a Monte Carlo option pricer in which a geometric-Asian control variate cut the standard error of arithmetic-Asian estimates by 97% at 100,000 paths, and my dissertation tests whether sovereign oil hedges make petro-currencies' oil betas smaller, kinked or one-sided on OPEC announcement days, with a pre-registered test of whether what remains is tradable. Proprietary trading appeals to me because the feedback is immediate and impartial: every decision is priced, and improving means learning faster than the market. Nearly two years of busy bar shifts alongside full-time study, and now running the drinks programme as Head Mixologist at a new 200-cover Glasgow venue, have taught me to stay accurate when speed matters.</w:t>
       </w:r>
     </w:p>
     <w:p>
@@ -8952,7 +8952,7 @@
         <w:rPr>
           <w:b w:val="0"/>
         </w:rPr>
-        <w:t>I pair that instinct with quantitative work I can defend line by line. I built a Monte Carlo option pricer in which a geometric-Asian control variate cut the standard error of arithmetic-Asian estimates by 97% at 100,000 paths, and my dissertation forecasts European gas volatility with mixed-frequency (MIDAS) models, testing whether better forecasts improve a volatility-targeted TTF futures strategy. Proprietary trading appeals to me because the feedback is immediate and impartial: every decision is priced, and improving means learning faster than the market. Nearly two years of busy bar shifts alongside full-time study, and now running the drinks programme as Head Mixologist at a new 200-cover Glasgow venue, have taught me to stay accurate when speed matters.</w:t>
+        <w:t>I pair that instinct with quantitative work I can defend line by line. I built a Monte Carlo option pricer in which a geometric-Asian control variate cut the standard error of arithmetic-Asian estimates by 97% at 100,000 paths, and my dissertation tests whether sovereign oil hedges make petro-currencies' oil betas smaller, kinked or one-sided on OPEC announcement days, with a pre-registered test of whether what remains is tradable. Proprietary trading appeals to me because the feedback is immediate and impartial: every decision is priced, and improving means learning faster than the market. Nearly two years of busy bar shifts alongside full-time study, and now running the drinks programme as Head Mixologist at a new 200-cover Glasgow venue, have taught me to stay accurate when speed matters.</w:t>
       </w:r>
     </w:p>
     <w:p>
@@ -8963,7 +8963,7 @@
         <w:rPr>
           <w:b w:val="0"/>
         </w:rPr>
-        <w:t>Virtu stands out to me because its interns turn large data sets into trading models alongside senior traders and quants, through a curriculum and global training week designed to teach how market making really works. An internship from June to August 2027 would let me move straight from my degree into that work in Dublin, bringing the time-series and simulation skills from my dissertation and option pricer.</w:t>
+        <w:t>Virtu stands out to me because its interns turn large data sets into trading models alongside senior traders and quants, through a curriculum and global training week designed to teach how market making really works. An internship from June to August 2027 would let me move straight from my degree into that work in Dublin, bringing the econometric and simulation skills from my dissertation and option pricer.</w:t>
       </w:r>
     </w:p>
     <w:p>
@@ -9174,7 +9174,7 @@
         <w:rPr>
           <w:b w:val="0"/>
         </w:rPr>
-        <w:t>I pair that with a rigorous grounding in how investments behave. I tested CAPM on 694 anomaly portfolios across 54 countries, and my dissertation forecasts European gas volatility with mixed-frequency (MIDAS) models, testing whether better risk forecasts improve a volatility-targeted strategy. Private banking appeals to me because it brings both sides together: rigorous investment thinking in service of a long-term relationship with a client and their family. As Head Mixologist at Le Set, a new 200-cover Glasgow venue, I also train around 15 staff to deliver a consistent standard every shift.</w:t>
+        <w:t>I pair that with a rigorous grounding in how investments behave. I tested CAPM on 694 anomaly portfolios across 54 countries, and my dissertation tests whether governments that hedge oil change how their currencies react to OPEC news, and whether any effect that remains is worth trading after costs. Private banking appeals to me because it brings both sides together: rigorous investment thinking in service of a long-term relationship with a client and their family. As Head Mixologist at Le Set, a new 200-cover Glasgow venue, I also train around 15 staff to deliver a consistent standard every shift.</w:t>
       </w:r>
     </w:p>
     <w:p>
@@ -9396,7 +9396,7 @@
         <w:rPr>
           <w:b w:val="0"/>
         </w:rPr>
-        <w:t>My academic work centres on a question asset managers answer every day: what is a return worth once its risk is understood? I tested CAPM on 694 anomaly portfolios across 54 countries and found it fails jointly in 48 of 53, with momentum and value earning the most persistent alphas. My dissertation, supervised by Dr Luigi Gifuni, forecasts European gas volatility with mixed-frequency (MIDAS) models built on storage, market and news-based data, and tests whether better risk forecasts improve a volatility-targeted futures strategy, a question that matters to any portfolio with commodity exposure.</w:t>
+        <w:t>My academic work centres on a question asset managers answer every day: what is a return worth once its risk is understood? I tested CAPM on 694 anomaly portfolios across 54 countries and found it fails jointly in 48 of 53, with momentum and value earning the most persistent alphas. My dissertation, supervised by Dr Luigi Gifuni, asks whether governments that hedge oil change how their currencies react to OPEC news, through Norway's krone conversions, Russia's 2017–22 budget rule and Mexico's put hedge, and whether any oil risk that remains is worth trading after costs, a question that matters to any portfolio with commodity or currency exposure.</w:t>
       </w:r>
     </w:p>
     <w:p>
@@ -9629,7 +9629,7 @@
         <w:rPr>
           <w:b w:val="0"/>
         </w:rPr>
-        <w:t>My academic work centres on a question asset managers answer every day: what is a return worth once its risk is understood? I tested CAPM on 694 anomaly portfolios across 54 countries and found it fails jointly in 48 of 53, with momentum and value earning the most persistent alphas. My dissertation, supervised by Dr Luigi Gifuni, forecasts European gas volatility with mixed-frequency (MIDAS) models built on storage, market and news-based data, and tests whether better risk forecasts improve a volatility-targeted futures strategy, a question that matters to any portfolio with commodity exposure.</w:t>
+        <w:t>My academic work centres on a question asset managers answer every day: what is a return worth once its risk is understood? I tested CAPM on 694 anomaly portfolios across 54 countries and found it fails jointly in 48 of 53, with momentum and value earning the most persistent alphas. My dissertation, supervised by Dr Luigi Gifuni, asks whether governments that hedge oil change how their currencies react to OPEC news, through Norway's krone conversions, Russia's 2017–22 budget rule and Mexico's put hedge, and whether any oil risk that remains is worth trading after costs, a question that matters to any portfolio with commodity or currency exposure.</w:t>
       </w:r>
     </w:p>
     <w:p>
@@ -9862,7 +9862,7 @@
         <w:rPr>
           <w:b w:val="0"/>
         </w:rPr>
-        <w:t>I pair that with a rigorous grounding in how investments behave. I tested CAPM on 694 anomaly portfolios across 54 countries, and my dissertation forecasts European gas volatility with mixed-frequency (MIDAS) models, testing whether better risk forecasts improve a volatility-targeted strategy. Private banking appeals to me because it brings both sides together: rigorous investment thinking in service of a long-term relationship with a client and their family. As Head Mixologist at Le Set, a new 200-cover Glasgow venue, I also train around 15 staff to deliver a consistent standard every shift.</w:t>
+        <w:t>I pair that with a rigorous grounding in how investments behave. I tested CAPM on 694 anomaly portfolios across 54 countries, and my dissertation tests whether governments that hedge oil change how their currencies react to OPEC news, and whether any effect that remains is worth trading after costs. Private banking appeals to me because it brings both sides together: rigorous investment thinking in service of a long-term relationship with a client and their family. As Head Mixologist at Le Set, a new 200-cover Glasgow venue, I also train around 15 staff to deliver a consistent standard every shift.</w:t>
       </w:r>
     </w:p>
     <w:p>
@@ -10084,7 +10084,7 @@
         <w:rPr>
           <w:b w:val="0"/>
         </w:rPr>
-        <w:t>My academic work centres on a question asset managers answer every day: what is a return worth once its risk is understood? I tested CAPM on 694 anomaly portfolios across 54 countries and found it fails jointly in 48 of 53, with momentum and value earning the most persistent alphas. My dissertation, supervised by Dr Luigi Gifuni, forecasts European gas volatility with mixed-frequency (MIDAS) models built on storage, market and news-based data, and tests whether better risk forecasts improve a volatility-targeted futures strategy, a question that matters to any portfolio with commodity exposure.</w:t>
+        <w:t>My academic work centres on a question asset managers answer every day: what is a return worth once its risk is understood? I tested CAPM on 694 anomaly portfolios across 54 countries and found it fails jointly in 48 of 53, with momentum and value earning the most persistent alphas. My dissertation, supervised by Dr Luigi Gifuni, asks whether governments that hedge oil change how their currencies react to OPEC news, through Norway's krone conversions, Russia's 2017–22 budget rule and Mexico's put hedge, and whether any oil risk that remains is worth trading after costs, a question that matters to any portfolio with commodity or currency exposure.</w:t>
       </w:r>
     </w:p>
     <w:p>
@@ -10106,7 +10106,7 @@
         <w:rPr>
           <w:b w:val="0"/>
         </w:rPr>
-        <w:t>Columbia Threadneedle stands out to me because its graduate rotations cover research, portfolio management and trading, and its trainees join a network of around 250 peers through Investment20/20, which suits someone who wants to understand the whole investment process before specialising. My CAPM research and my dissertation's risk forecasting have prepared me for the research rotations, and I would like to see how those ideas are tested inside a global fund manager.</w:t>
+        <w:t>Columbia Threadneedle stands out to me because its graduate rotations cover research, portfolio management and trading, and its trainees join a network of around 250 peers through Investment20/20, which suits someone who wants to understand the whole investment process before specialising. My CAPM research and my dissertation's work on currency and commodity risk have prepared me for the research rotations, and I would like to see how those ideas are tested inside a global fund manager.</w:t>
       </w:r>
     </w:p>
     <w:p>
@@ -10328,7 +10328,7 @@
         <w:rPr>
           <w:b w:val="0"/>
         </w:rPr>
-        <w:t>Consulting appeals to me for the range of problems and the standard of thinking it demands: a recommendation has to be structured, evidenced and clear enough for a client to act on. My dissertation applies the same discipline to a broad question, whether news improves forecasts of European gas volatility, by breaking it into testable parts using mixed-frequency (MIDAS) models and out-of-sample comparisons against benchmarks. In co-founding the Strathclyde Agricapital Society, I built an organisation from launch to 126 members and led weekly sessions on transactions such as Olam Agri's USD 1.24bn stake sale to SALIC.</w:t>
+        <w:t>Consulting appeals to me for the range of problems and the standard of thinking it demands: a recommendation has to be structured, evidenced and clear enough for a client to act on. My dissertation applies the same discipline to a broad question, whether governments that hedge oil for their economies change how their currencies react to OPEC news, by breaking it into three testable predictions for Norway, Russia and Mexico and testing each with event studies and difference-in-differences. In co-founding the Strathclyde Agricapital Society, I built an organisation from launch to 126 members and led weekly sessions on transactions such as Olam Agri's USD 1.24bn stake sale to SALIC.</w:t>
       </w:r>
     </w:p>
     <w:p>
@@ -10339,7 +10339,7 @@
         <w:rPr>
           <w:b w:val="0"/>
         </w:rPr>
-        <w:t>LCP Delta stands out to me because its graduates support both one-off client projects and subscription research on how households and businesses use energy, using data, insights and models to advise clients from energy majors to start-ups. My dissertation builds forecasts from storage, market and news data, and I would like to apply the same mix of econometrics and clear writing to research that clients rely on, without leaving Scotland.</w:t>
+        <w:t>LCP Delta stands out to me because its graduates support both one-off client projects and subscription research on how households and businesses use energy, using data, insights and models to advise clients from energy majors to start-ups. My dissertation builds an original dataset of how governments manage oil-price risk and tests it econometrically, and I would like to apply the same mix of econometrics and clear writing to research that clients rely on, without leaving Scotland.</w:t>
       </w:r>
     </w:p>
     <w:p>
@@ -10550,7 +10550,7 @@
         <w:rPr>
           <w:b w:val="0"/>
         </w:rPr>
-        <w:t>Consulting appeals to me for the range of problems and the standard of thinking it demands: a recommendation has to be structured, evidenced and clear enough for a client to act on. My dissertation applies the same discipline to a broad question, whether news improves forecasts of European gas volatility, by breaking it into testable parts using mixed-frequency (MIDAS) models and out-of-sample comparisons against benchmarks. In co-founding the Strathclyde Agricapital Society, I built an organisation from launch to 126 members and led weekly sessions on transactions such as Olam Agri's USD 1.24bn stake sale to SALIC.</w:t>
+        <w:t>Consulting appeals to me for the range of problems and the standard of thinking it demands: a recommendation has to be structured, evidenced and clear enough for a client to act on. My dissertation applies the same discipline to a broad question, whether governments that hedge oil for their economies change how their currencies react to OPEC news, by breaking it into three testable predictions for Norway, Russia and Mexico and testing each with event studies and difference-in-differences. In co-founding the Strathclyde Agricapital Society, I built an organisation from launch to 126 members and led weekly sessions on transactions such as Olam Agri's USD 1.24bn stake sale to SALIC.</w:t>
       </w:r>
     </w:p>
     <w:p>
@@ -10772,7 +10772,7 @@
         <w:rPr>
           <w:b w:val="0"/>
         </w:rPr>
-        <w:t>Consulting appeals to me for the range of problems and the standard of thinking it demands: a recommendation has to be structured, evidenced and clear enough for a client to act on. My dissertation applies the same discipline to a broad question, whether news improves forecasts of European gas volatility, by breaking it into testable parts using mixed-frequency (MIDAS) models and out-of-sample comparisons against benchmarks. In co-founding the Strathclyde Agricapital Society, I built an organisation from launch to 126 members and led weekly sessions on transactions such as Olam Agri's USD 1.24bn stake sale to SALIC.</w:t>
+        <w:t>Consulting appeals to me for the range of problems and the standard of thinking it demands: a recommendation has to be structured, evidenced and clear enough for a client to act on. My dissertation applies the same discipline to a broad question, whether governments that hedge oil for their economies change how their currencies react to OPEC news, by breaking it into three testable predictions for Norway, Russia and Mexico and testing each with event studies and difference-in-differences. In co-founding the Strathclyde Agricapital Society, I built an organisation from launch to 126 members and led weekly sessions on transactions such as Olam Agri's USD 1.24bn stake sale to SALIC.</w:t>
       </w:r>
     </w:p>
     <w:p>
@@ -10994,7 +10994,7 @@
         <w:rPr>
           <w:b w:val="0"/>
         </w:rPr>
-        <w:t>Consulting appeals to me for the range of problems and the standard of thinking it demands: a recommendation has to be structured, evidenced and clear enough for a client to act on. My dissertation applies the same discipline to a broad question, whether news improves forecasts of European gas volatility, by breaking it into testable parts using mixed-frequency (MIDAS) models and out-of-sample comparisons against benchmarks. In co-founding the Strathclyde Agricapital Society, I built an organisation from launch to 126 members and led weekly sessions on transactions such as Olam Agri's USD 1.24bn stake sale to SALIC.</w:t>
+        <w:t>Consulting appeals to me for the range of problems and the standard of thinking it demands: a recommendation has to be structured, evidenced and clear enough for a client to act on. My dissertation applies the same discipline to a broad question, whether governments that hedge oil for their economies change how their currencies react to OPEC news, by breaking it into three testable predictions for Norway, Russia and Mexico and testing each with event studies and difference-in-differences. In co-founding the Strathclyde Agricapital Society, I built an organisation from launch to 126 members and led weekly sessions on transactions such as Olam Agri's USD 1.24bn stake sale to SALIC.</w:t>
       </w:r>
     </w:p>
     <w:p>
@@ -11005,7 +11005,7 @@
         <w:rPr>
           <w:b w:val="0"/>
         </w:rPr>
-        <w:t>Cornwall Insight stands out to me because its graduates rotate across Market Intelligence, Consultancy and either the Content or Ireland teams over sixteen months, covering British, Irish and Australian energy markets. Wholesale gas prices drive much of the price cap, and my dissertation on TTF volatility has given me a grounding in the forces behind them; I would value learning how Cornwall Insight turns those forces into forecasts that consumers, suppliers and policymakers rely on.</w:t>
+        <w:t>Cornwall Insight stands out to me because its graduates rotate across Market Intelligence, Consultancy and either the Content or Ireland teams over sixteen months, covering British, Irish and Australian energy markets. Wholesale gas prices drive much of the price cap, and my dissertation, on how OPEC supply news moves energy markets and the currencies of exporters, has given me a feel for how supply shocks travel; I would value learning how Cornwall Insight turns forces like these into forecasts that consumers, suppliers and policymakers rely on.</w:t>
       </w:r>
     </w:p>
     <w:p>
@@ -11227,7 +11227,7 @@
         <w:rPr>
           <w:b w:val="0"/>
         </w:rPr>
-        <w:t>Consulting appeals to me for the range of problems and the standard of thinking it demands: a recommendation has to be structured, evidenced and clear enough for a client to act on. My dissertation applies the same discipline to a broad question, whether news improves forecasts of European gas volatility, by breaking it into testable parts using mixed-frequency (MIDAS) models and out-of-sample comparisons against benchmarks. In co-founding the Strathclyde Agricapital Society, I built an organisation from launch to 126 members and led weekly sessions on transactions such as Olam Agri's USD 1.24bn stake sale to SALIC.</w:t>
+        <w:t>Consulting appeals to me for the range of problems and the standard of thinking it demands: a recommendation has to be structured, evidenced and clear enough for a client to act on. My dissertation applies the same discipline to a broad question, whether governments that hedge oil for their economies change how their currencies react to OPEC news, by breaking it into three testable predictions for Norway, Russia and Mexico and testing each with event studies and difference-in-differences. In co-founding the Strathclyde Agricapital Society, I built an organisation from launch to 126 members and led weekly sessions on transactions such as Olam Agri's USD 1.24bn stake sale to SALIC.</w:t>
       </w:r>
     </w:p>
     <w:p>
@@ -11238,7 +11238,7 @@
         <w:rPr>
           <w:b w:val="0"/>
         </w:rPr>
-        <w:t>Cambridge Econometrics stands out to me because its graduate training programme places new economists in its Society or Environment teams, where models such as E3ME turn energy and climate policy questions into evidence for clients. My dissertation's mixed-frequency models and my CAPM study have given me practical experience of building, testing and explaining econometric models, and I would like to develop those skills on energy and environment projects.</w:t>
+        <w:t>Cambridge Econometrics stands out to me because its graduate training programme places new economists in its Society or Environment teams, where models such as E3ME turn energy and climate policy questions into evidence for clients. My dissertation's event studies and difference-in-differences, and my CAPM study, have given me practical experience of building, testing and explaining econometric models, and I would like to develop those skills on energy and environment projects.</w:t>
       </w:r>
     </w:p>
     <w:p>

--- a/applications/smaller_firms/Will_McGowan_Cover_Letters_Smaller_Firms_2027.docx
+++ b/applications/smaller_firms/Will_McGowan_Cover_Letters_Smaller_Firms_2027.docx
@@ -5778,7 +5778,7 @@
         <w:rPr>
           <w:b w:val="0"/>
         </w:rPr>
-        <w:t>Sales and trading appeals to me because it joins analysis to a live price and to a client who needs a clear answer quickly. Writing those weekly notes taught me to turn analysis into a view that non-specialists can act on. In nearly two years at KONG, I learned that a recommendation lands only when it fits the person hearing it: by analysing sales patterns and refining our upselling prompts, I raised average customer spend by an estimated 25%. I also take risk seriously; my lifetime poker winnings of over £40,000 were built on disciplined bet sizing and a strict bankroll rule.</w:t>
+        <w:t>Sales and trading appeals to me because it joins analysis to a live price and to a client who needs a clear answer quickly. Writing those weekly notes taught me to turn analysis into a view that non-specialists can act on. In nearly two years at KONG, I learned that a recommendation lands only when it fits the person hearing it: by analysing sales patterns and refining our upselling prompts, I raised average customer spend by an estimated 25%. I also take risk seriously: at the Strathclyde Poker Society, where I was Vice-President and then President, I taught new members to use the Kelly criterion to work out how many buy-ins their own win rate, variance and appetite for risk call for.</w:t>
       </w:r>
     </w:p>
     <w:p>
@@ -6011,7 +6011,7 @@
         <w:rPr>
           <w:b w:val="0"/>
         </w:rPr>
-        <w:t>Sales and trading appeals to me because it joins analysis to a live price and to a client who needs a clear answer quickly. Writing those weekly notes taught me to turn analysis into a view that non-specialists can act on. In nearly two years at KONG, I learned that a recommendation lands only when it fits the person hearing it: by analysing sales patterns and refining our upselling prompts, I raised average customer spend by an estimated 25%. I also take risk seriously; my lifetime poker winnings of over £40,000 were built on disciplined bet sizing and a strict bankroll rule.</w:t>
+        <w:t>Sales and trading appeals to me because it joins analysis to a live price and to a client who needs a clear answer quickly. Writing those weekly notes taught me to turn analysis into a view that non-specialists can act on. In nearly two years at KONG, I learned that a recommendation lands only when it fits the person hearing it: by analysing sales patterns and refining our upselling prompts, I raised average customer spend by an estimated 25%. I also take risk seriously: at the Strathclyde Poker Society, where I was Vice-President and then President, I taught new members to use the Kelly criterion to work out how many buy-ins their own win rate, variance and appetite for risk call for.</w:t>
       </w:r>
     </w:p>
     <w:p>
@@ -6244,7 +6244,7 @@
         <w:rPr>
           <w:b w:val="0"/>
         </w:rPr>
-        <w:t>Sales and trading appeals to me because it joins analysis to a live price and to a client who needs a clear answer quickly. Writing those weekly notes taught me to turn analysis into a view that non-specialists can act on. In nearly two years at KONG, I learned that a recommendation lands only when it fits the person hearing it: by analysing sales patterns and refining our upselling prompts, I raised average customer spend by an estimated 25%. I also take risk seriously; my lifetime poker winnings of over £40,000 were built on disciplined bet sizing and a strict bankroll rule.</w:t>
+        <w:t>Sales and trading appeals to me because it joins analysis to a live price and to a client who needs a clear answer quickly. Writing those weekly notes taught me to turn analysis into a view that non-specialists can act on. In nearly two years at KONG, I learned that a recommendation lands only when it fits the person hearing it: by analysing sales patterns and refining our upselling prompts, I raised average customer spend by an estimated 25%. I also take risk seriously: at the Strathclyde Poker Society, where I was Vice-President and then President, I taught new members to use the Kelly criterion to work out how many buy-ins their own win rate, variance and appetite for risk call for.</w:t>
       </w:r>
     </w:p>
     <w:p>
@@ -6477,7 +6477,7 @@
         <w:rPr>
           <w:b w:val="0"/>
         </w:rPr>
-        <w:t>Sales and trading appeals to me because it joins analysis to a live price and to a client who needs a clear answer quickly. Writing those weekly notes taught me to turn analysis into a view that non-specialists can act on. In nearly two years at KONG, I learned that a recommendation lands only when it fits the person hearing it: by analysing sales patterns and refining our upselling prompts, I raised average customer spend by an estimated 25%. I also take risk seriously; my lifetime poker winnings of over £40,000 were built on disciplined bet sizing and a strict bankroll rule.</w:t>
+        <w:t>Sales and trading appeals to me because it joins analysis to a live price and to a client who needs a clear answer quickly. Writing those weekly notes taught me to turn analysis into a view that non-specialists can act on. In nearly two years at KONG, I learned that a recommendation lands only when it fits the person hearing it: by analysing sales patterns and refining our upselling prompts, I raised average customer spend by an estimated 25%. I also take risk seriously: at the Strathclyde Poker Society, where I was Vice-President and then President, I taught new members to use the Kelly criterion to work out how many buy-ins their own win rate, variance and appetite for risk call for.</w:t>
       </w:r>
     </w:p>
     <w:p>
@@ -6699,7 +6699,7 @@
         <w:rPr>
           <w:b w:val="0"/>
         </w:rPr>
-        <w:t>Sales and trading appeals to me because it joins analysis to a live price and to a client who needs a clear answer quickly. Writing those weekly notes taught me to turn analysis into a view that non-specialists can act on. In nearly two years at KONG, I learned that a recommendation lands only when it fits the person hearing it: by analysing sales patterns and refining our upselling prompts, I raised average customer spend by an estimated 25%. I also take risk seriously; my lifetime poker winnings of over £40,000 were built on disciplined bet sizing and a strict bankroll rule.</w:t>
+        <w:t>Sales and trading appeals to me because it joins analysis to a live price and to a client who needs a clear answer quickly. Writing those weekly notes taught me to turn analysis into a view that non-specialists can act on. In nearly two years at KONG, I learned that a recommendation lands only when it fits the person hearing it: by analysing sales patterns and refining our upselling prompts, I raised average customer spend by an estimated 25%. I also take risk seriously: at the Strathclyde Poker Society, where I was Vice-President and then President, I taught new members to use the Kelly criterion to work out how many buy-ins their own win rate, variance and appetite for risk call for.</w:t>
       </w:r>
     </w:p>
     <w:p>
@@ -6921,7 +6921,7 @@
         <w:rPr>
           <w:b w:val="0"/>
         </w:rPr>
-        <w:t>Hedge funds appeal to me because the distance between an idea and its consequences is short: a research view becomes a position, and the position is marked every day. I take that accountability seriously. My lifetime poker winnings of over £40,000 came from respecting variance and sizing risk to a strict 50-buy-in bankroll rule, and as Treasurer of the Agricapital Society, which I helped grow to 126 members, I manage its budget and accounts.</w:t>
+        <w:t>Hedge funds appeal to me because the distance between an idea and its consequences is short: a research view becomes a position, and the position is marked every day. I take that accountability seriously. As Vice-President and then President of the Strathclyde Poker Society, I taught new members to use the Kelly criterion to work out how many buy-ins their win rate, variance and risk tolerance call for, with a buffer because their edge is only an estimate; a position sized on an uncertain alpha needs the same caution. As Treasurer of the Agricapital Society, which I helped grow to 126 members, I manage its budget and accounts.</w:t>
       </w:r>
     </w:p>
     <w:p>
@@ -7609,7 +7609,7 @@
         <w:rPr>
           <w:b w:val="0"/>
         </w:rPr>
-        <w:t>Hedge funds appeal to me because the distance between an idea and its consequences is short: a research view becomes a position, and the position is marked every day. I take that accountability seriously. My lifetime poker winnings of over £40,000 came from respecting variance and sizing risk to a strict 50-buy-in bankroll rule, and as Treasurer of the Agricapital Society, which I helped grow to 126 members, I manage its budget and accounts.</w:t>
+        <w:t>Hedge funds appeal to me because the distance between an idea and its consequences is short: a research view becomes a position, and the position is marked every day. I take that accountability seriously. As Vice-President and then President of the Strathclyde Poker Society, I taught new members to use the Kelly criterion to work out how many buy-ins their win rate, variance and risk tolerance call for, with a buffer because their edge is only an estimate; a position sized on an uncertain alpha needs the same caution. As Treasurer of the Agricapital Society, which I helped grow to 126 members, I manage its budget and accounts.</w:t>
       </w:r>
     </w:p>
     <w:p>
@@ -7842,7 +7842,7 @@
         <w:rPr>
           <w:b w:val="0"/>
         </w:rPr>
-        <w:t>Hedge funds appeal to me because the distance between an idea and its consequences is short: a research view becomes a position, and the position is marked every day. I take that accountability seriously. My lifetime poker winnings of over £40,000 came from respecting variance and sizing risk to a strict 50-buy-in bankroll rule, and as Treasurer of the Agricapital Society, which I helped grow to 126 members, I manage its budget and accounts.</w:t>
+        <w:t>Hedge funds appeal to me because the distance between an idea and its consequences is short: a research view becomes a position, and the position is marked every day. I take that accountability seriously. As Vice-President and then President of the Strathclyde Poker Society, I taught new members to use the Kelly criterion to work out how many buy-ins their win rate, variance and risk tolerance call for, with a buffer because their edge is only an estimate; a position sized on an uncertain alpha needs the same caution. As Treasurer of the Agricapital Society, which I helped grow to 126 members, I manage its budget and accounts.</w:t>
       </w:r>
     </w:p>
     <w:p>
@@ -8053,7 +8053,7 @@
         <w:rPr>
           <w:b w:val="0"/>
         </w:rPr>
-        <w:t>Most of what I am proudest of comes down to good decisions made with incomplete information. My lifetime poker cash-game winnings of over £40,000 came from expected-value reasoning, disciplined bet sizing and a strict 50-buy-in bankroll rule. I also finished 14th at the Irish U19 Chess Championships in 2023 and won 21 of 22 games in a simultaneous exhibition against players with an average FIDE rating of 1860. As Vice-President and then President of the Strathclyde Poker Society, I ran weekly tournaments for around 60 players on a £600-per-semester budget, reconciling every buy-in and prize pool.</w:t>
+        <w:t>Most of what I am proudest of comes down to good decisions made with incomplete information. Playing 12 poker tables at once, I based every decision on expected value and set my stakes with the Kelly criterion, keeping at least 50 buy-ins because an edge estimated from my own results could be overstated. I also finished 14th at the Irish U19 Chess Championships in 2023 and won 21 of 22 games in a simultaneous exhibition against players with an average FIDE rating of 1860. As Vice-President and then President of the Strathclyde Poker Society, I ran weekly tournaments for around 60 players on a £600 budget per semester and taught new members to use the same method to work out how many buy-ins their own win rate, variance and risk tolerance call for.</w:t>
       </w:r>
     </w:p>
     <w:p>
@@ -8275,7 +8275,7 @@
         <w:rPr>
           <w:b w:val="0"/>
         </w:rPr>
-        <w:t>Most of what I am proudest of comes down to good decisions made with incomplete information. My lifetime poker cash-game winnings of over £40,000 came from expected-value reasoning, disciplined bet sizing and a strict 50-buy-in bankroll rule. I also finished 14th at the Irish U19 Chess Championships in 2023 and won 21 of 22 games in a simultaneous exhibition against players with an average FIDE rating of 1860. As Vice-President and then President of the Strathclyde Poker Society, I ran weekly tournaments for around 60 players on a £600-per-semester budget, reconciling every buy-in and prize pool.</w:t>
+        <w:t>Most of what I am proudest of comes down to good decisions made with incomplete information. Playing 12 poker tables at once, I based every decision on expected value and set my stakes with the Kelly criterion, keeping at least 50 buy-ins because an edge estimated from my own results could be overstated. I also finished 14th at the Irish U19 Chess Championships in 2023 and won 21 of 22 games in a simultaneous exhibition against players with an average FIDE rating of 1860. As Vice-President and then President of the Strathclyde Poker Society, I ran weekly tournaments for around 60 players on a £600 budget per semester and taught new members to use the same method to work out how many buy-ins their own win rate, variance and risk tolerance call for.</w:t>
       </w:r>
     </w:p>
     <w:p>
@@ -8497,7 +8497,7 @@
         <w:rPr>
           <w:b w:val="0"/>
         </w:rPr>
-        <w:t>Most of what I am proudest of comes down to good decisions made with incomplete information. My lifetime poker cash-game winnings of over £40,000 came from expected-value reasoning, disciplined bet sizing and a strict 50-buy-in bankroll rule. I also finished 14th at the Irish U19 Chess Championships in 2023 and won 21 of 22 games in a simultaneous exhibition against players with an average FIDE rating of 1860. As Vice-President and then President of the Strathclyde Poker Society, I ran weekly tournaments for around 60 players on a £600-per-semester budget, reconciling every buy-in and prize pool.</w:t>
+        <w:t>Most of what I am proudest of comes down to good decisions made with incomplete information. Playing 12 poker tables at once, I based every decision on expected value and set my stakes with the Kelly criterion, keeping at least 50 buy-ins because an edge estimated from my own results could be overstated. I also finished 14th at the Irish U19 Chess Championships in 2023 and won 21 of 22 games in a simultaneous exhibition against players with an average FIDE rating of 1860. As Vice-President and then President of the Strathclyde Poker Society, I ran weekly tournaments for around 60 players on a £600 budget per semester and taught new members to use the same method to work out how many buy-ins their own win rate, variance and risk tolerance call for.</w:t>
       </w:r>
     </w:p>
     <w:p>
@@ -8719,7 +8719,7 @@
         <w:rPr>
           <w:b w:val="0"/>
         </w:rPr>
-        <w:t>Most of what I am proudest of comes down to good decisions made with incomplete information. My lifetime poker cash-game winnings of over £40,000 came from expected-value reasoning, disciplined bet sizing and a strict 50-buy-in bankroll rule. I also finished 14th at the Irish U19 Chess Championships in 2023 and won 21 of 22 games in a simultaneous exhibition against players with an average FIDE rating of 1860. As Vice-President and then President of the Strathclyde Poker Society, I ran weekly tournaments for around 60 players on a £600-per-semester budget, reconciling every buy-in and prize pool.</w:t>
+        <w:t>Most of what I am proudest of comes down to good decisions made with incomplete information. Playing 12 poker tables at once, I based every decision on expected value and set my stakes with the Kelly criterion, keeping at least 50 buy-ins because an edge estimated from my own results could be overstated. I also finished 14th at the Irish U19 Chess Championships in 2023 and won 21 of 22 games in a simultaneous exhibition against players with an average FIDE rating of 1860. As Vice-President and then President of the Strathclyde Poker Society, I ran weekly tournaments for around 60 players on a £600 budget per semester and taught new members to use the same method to work out how many buy-ins their own win rate, variance and risk tolerance call for.</w:t>
       </w:r>
     </w:p>
     <w:p>
@@ -8941,7 +8941,7 @@
         <w:rPr>
           <w:b w:val="0"/>
         </w:rPr>
-        <w:t>Most of what I am proudest of comes down to good decisions made with incomplete information. My lifetime poker cash-game winnings of over £40,000 came from expected-value reasoning, disciplined bet sizing and a strict 50-buy-in bankroll rule. I also finished 14th at the Irish U19 Chess Championships in 2023 and won 21 of 22 games in a simultaneous exhibition against players with an average FIDE rating of 1860. As Vice-President and then President of the Strathclyde Poker Society, I ran weekly tournaments for around 60 players on a £600-per-semester budget, reconciling every buy-in and prize pool.</w:t>
+        <w:t>Most of what I am proudest of comes down to good decisions made with incomplete information. Playing 12 poker tables at once, I based every decision on expected value and set my stakes with the Kelly criterion, keeping at least 50 buy-ins because an edge estimated from my own results could be overstated. I also finished 14th at the Irish U19 Chess Championships in 2023 and won 21 of 22 games in a simultaneous exhibition against players with an average FIDE rating of 1860. As Vice-President and then President of the Strathclyde Poker Society, I ran weekly tournaments for around 60 players on a £600 budget per semester and taught new members to use the same method to work out how many buy-ins their own win rate, variance and risk tolerance call for.</w:t>
       </w:r>
     </w:p>
     <w:p>
